--- a/NARRATIVE REPORT ON PRACTICAL ATTACHMENT - ADAMA STO - UPDATED 22 AUG 2026.docx
+++ b/NARRATIVE REPORT ON PRACTICAL ATTACHMENT - ADAMA STO - UPDATED 22 AUG 2026.docx
@@ -7,7 +7,7 @@
         <w:spacing w:before="120" w:after="80" w:line="276" w:lineRule="auto"/>
         <w:jc w:val="center"/>
         <w:pBdr>
-          <w:bottom w:val="single" w:sz="12" w:space="1" w:color="003366"/>
+          <w:bottom w:val="single" w:sz="18" w:space="1" w:color="C8870A"/>
         </w:pBdr>
       </w:pPr>
       <w:r>
@@ -23,6 +23,46 @@
     </w:p>
     <w:p>
       <w:pPr>
+        <w:spacing w:before="160" w:after="80" w:line="276" w:lineRule="auto"/>
+        <w:jc w:val="center"/>
+      </w:pPr>
+      <w:r>
+        <w:drawing>
+          <wp:inline xmlns:a="http://schemas.openxmlformats.org/drawingml/2006/main" xmlns:pic="http://schemas.openxmlformats.org/drawingml/2006/picture">
+            <wp:extent cx="5943600" cy="1503381"/>
+            <wp:docPr id="1" name="Picture 1"/>
+            <wp:cNvGraphicFramePr>
+              <a:graphicFrameLocks noChangeAspect="1"/>
+            </wp:cNvGraphicFramePr>
+            <a:graphic>
+              <a:graphicData uri="http://schemas.openxmlformats.org/drawingml/2006/picture">
+                <pic:pic>
+                  <pic:nvPicPr>
+                    <pic:cNvPr id="0" name="cover-banner.png"/>
+                    <pic:cNvPicPr/>
+                  </pic:nvPicPr>
+                  <pic:blipFill>
+                    <a:blip r:embed="rId10"/>
+                    <a:stretch>
+                      <a:fillRect/>
+                    </a:stretch>
+                  </pic:blipFill>
+                  <pic:spPr>
+                    <a:xfrm>
+                      <a:off x="0" y="0"/>
+                      <a:ext cx="5943600" cy="1503381"/>
+                    </a:xfrm>
+                    <a:prstGeom prst="rect"/>
+                  </pic:spPr>
+                </pic:pic>
+              </a:graphicData>
+            </a:graphic>
+          </wp:inline>
+        </w:drawing>
+      </w:r>
+    </w:p>
+    <w:p>
+      <w:pPr>
         <w:spacing w:before="0" w:after="160" w:line="276" w:lineRule="auto"/>
         <w:jc w:val="center"/>
       </w:pPr>
@@ -143,6 +183,22 @@
     </w:p>
     <w:p>
       <w:pPr>
+        <w:spacing w:before="200" w:after="200" w:line="276" w:lineRule="auto"/>
+        <w:jc w:val="center"/>
+      </w:pPr>
+      <w:r>
+        <w:rPr>
+          <w:rFonts w:ascii="Times New Roman" w:hAnsi="Times New Roman" w:eastAsia="Times New Roman"/>
+          <w:b w:val="0"/>
+          <w:i/>
+          <w:color w:val="C8870A"/>
+          <w:sz w:val="22"/>
+        </w:rPr>
+        <w:t>Your City. Your Voice.  ·  ከተማዎ። ድምፅዎ።  ·  Magaalaa Keessan. Sagalee Keessan.</w:t>
+      </w:r>
+    </w:p>
+    <w:p>
+      <w:pPr>
         <w:spacing w:before="0" w:after="160" w:line="276" w:lineRule="auto"/>
         <w:jc w:val="center"/>
       </w:pPr>
@@ -168,7 +224,7 @@
           <w:i w:val="0"/>
           <w:sz w:val="24"/>
         </w:rPr>
-        <w:t>Name: ____________________</w:t>
+        <w:t>Name: Esmael Mohammed Kedir</w:t>
       </w:r>
     </w:p>
     <w:p>
@@ -183,7 +239,7 @@
           <w:i w:val="0"/>
           <w:sz w:val="24"/>
         </w:rPr>
-        <w:t>ID number: ____________________</w:t>
+        <w:t>ID number: 1160/16</w:t>
       </w:r>
     </w:p>
     <w:p>
@@ -1120,7 +1176,7 @@
                 <w:i w:val="0"/>
                 <w:sz w:val="20"/>
               </w:rPr>
-              <w:t>2.18</w:t>
+              <w:t>2.21</w:t>
             </w:r>
           </w:p>
         </w:tc>
@@ -1162,7 +1218,7 @@
                 <w:i w:val="0"/>
                 <w:sz w:val="20"/>
               </w:rPr>
-              <w:t>22 August 2026</w:t>
+              <w:t>23 August 2026</w:t>
             </w:r>
           </w:p>
         </w:tc>
@@ -1619,6 +1675,172 @@
           <w:color w:val="003366"/>
           <w:sz w:val="28"/>
         </w:rPr>
+        <w:t>Signature of this report</w:t>
+      </w:r>
+    </w:p>
+    <w:p>
+      <w:pPr>
+        <w:spacing w:before="0" w:after="160" w:line="276" w:lineRule="auto"/>
+        <w:jc w:val="both"/>
+      </w:pPr>
+      <w:r>
+        <w:rPr>
+          <w:rFonts w:ascii="Times New Roman" w:hAnsi="Times New Roman" w:eastAsia="Times New Roman"/>
+          <w:b w:val="0"/>
+          <w:i w:val="0"/>
+          <w:sz w:val="24"/>
+        </w:rPr>
+        <w:t xml:space="preserve">This is not a generic software proposal written for any city. It is a </w:t>
+      </w:r>
+      <w:r>
+        <w:rPr>
+          <w:rFonts w:ascii="Times New Roman" w:hAnsi="Times New Roman" w:eastAsia="Times New Roman"/>
+          <w:b/>
+          <w:i w:val="0"/>
+          <w:sz w:val="24"/>
+        </w:rPr>
+        <w:t>place-bound</w:t>
+      </w:r>
+      <w:r>
+        <w:rPr>
+          <w:rFonts w:ascii="Times New Roman" w:hAnsi="Times New Roman" w:eastAsia="Times New Roman"/>
+          <w:b w:val="0"/>
+          <w:i w:val="0"/>
+          <w:sz w:val="24"/>
+        </w:rPr>
+        <w:t xml:space="preserve"> attachment record: the host is Adama’s Science and Technology Office; the public face of the artefact is the Citizen Portal landing page that opens with </w:t>
+      </w:r>
+      <w:r>
+        <w:rPr>
+          <w:rFonts w:ascii="Times New Roman" w:hAnsi="Times New Roman" w:eastAsia="Times New Roman"/>
+          <w:b w:val="0"/>
+          <w:i/>
+          <w:sz w:val="24"/>
+        </w:rPr>
+        <w:t>Your City. Your Voice.</w:t>
+      </w:r>
+      <w:r>
+        <w:rPr>
+          <w:rFonts w:ascii="Times New Roman" w:hAnsi="Times New Roman" w:eastAsia="Times New Roman"/>
+          <w:b w:val="0"/>
+          <w:i w:val="0"/>
+          <w:sz w:val="24"/>
+        </w:rPr>
+        <w:t xml:space="preserve"> / </w:t>
+      </w:r>
+      <w:r>
+        <w:rPr>
+          <w:rFonts w:ascii="Times New Roman" w:hAnsi="Times New Roman" w:eastAsia="Times New Roman"/>
+          <w:b w:val="0"/>
+          <w:i/>
+          <w:sz w:val="24"/>
+        </w:rPr>
+        <w:t>ከተማዎ። ድምፅዎ።</w:t>
+      </w:r>
+      <w:r>
+        <w:rPr>
+          <w:rFonts w:ascii="Times New Roman" w:hAnsi="Times New Roman" w:eastAsia="Times New Roman"/>
+          <w:b w:val="0"/>
+          <w:i w:val="0"/>
+          <w:sz w:val="24"/>
+        </w:rPr>
+        <w:t xml:space="preserve"> / </w:t>
+      </w:r>
+      <w:r>
+        <w:rPr>
+          <w:rFonts w:ascii="Times New Roman" w:hAnsi="Times New Roman" w:eastAsia="Times New Roman"/>
+          <w:b w:val="0"/>
+          <w:i/>
+          <w:sz w:val="24"/>
+        </w:rPr>
+        <w:t>Magaalaa Keessan. Sagalee Keessan.</w:t>
+      </w:r>
+      <w:r>
+        <w:rPr>
+          <w:rFonts w:ascii="Times New Roman" w:hAnsi="Times New Roman" w:eastAsia="Times New Roman"/>
+          <w:b w:val="0"/>
+          <w:i w:val="0"/>
+          <w:sz w:val="24"/>
+        </w:rPr>
+        <w:t xml:space="preserve">; and authenticated screens are offered in </w:t>
+      </w:r>
+      <w:r>
+        <w:rPr>
+          <w:rFonts w:ascii="Times New Roman" w:hAnsi="Times New Roman" w:eastAsia="Times New Roman"/>
+          <w:b/>
+          <w:i w:val="0"/>
+          <w:sz w:val="24"/>
+        </w:rPr>
+        <w:t>English, Amharic, and Afaan Oromo</w:t>
+      </w:r>
+      <w:r>
+        <w:rPr>
+          <w:rFonts w:ascii="Times New Roman" w:hAnsi="Times New Roman" w:eastAsia="Times New Roman"/>
+          <w:b w:val="0"/>
+          <w:i w:val="0"/>
+          <w:sz w:val="24"/>
+        </w:rPr>
+        <w:t>. Chapters One–Four specify that system. Chapters Five–Seven report the attachment as required by the College guideline. Chapter Eight closes both threads.</w:t>
+      </w:r>
+    </w:p>
+    <w:tbl>
+      <w:tblPr>
+        <w:tblW w:type="auto" w:w="0"/>
+        <w:jc w:val="center"/>
+        <w:tblLook w:firstColumn="1" w:firstRow="1" w:lastColumn="0" w:lastRow="0" w:noHBand="0" w:noVBand="1" w:val="04A0"/>
+      </w:tblPr>
+      <w:tblGrid>
+        <w:gridCol w:w="9360"/>
+      </w:tblGrid>
+      <w:tr>
+        <w:tc>
+          <w:tcPr>
+            <w:tcW w:type="dxa" w:w="9360"/>
+            <w:shd w:fill="F4F7FB" w:val="clear"/>
+            <w:tcBorders>
+              <w:top w:val="nil"/>
+              <w:left w:val="single" w:sz="24" w:space="0" w:color="C8870A"/>
+              <w:bottom w:val="nil"/>
+              <w:right w:val="nil"/>
+            </w:tcBorders>
+          </w:tcPr>
+          <w:p>
+            <w:pPr>
+              <w:spacing w:before="120" w:after="120" w:line="276" w:lineRule="auto"/>
+            </w:pPr>
+            <w:r/>
+            <w:r>
+              <w:rPr>
+                <w:rFonts w:ascii="Times New Roman" w:hAnsi="Times New Roman" w:eastAsia="Times New Roman"/>
+                <w:b w:val="0"/>
+                <w:i w:val="0"/>
+                <w:color w:val="003366"/>
+                <w:sz w:val="22"/>
+              </w:rPr>
+              <w:t>Read the screenshots in Chapter Four as evidence of workplace output, not as optional decoration. Figure 4.1 is the same Guest landing a resident would see.</w:t>
+            </w:r>
+          </w:p>
+        </w:tc>
+      </w:tr>
+    </w:tbl>
+    <w:p>
+      <w:pPr>
+        <w:spacing w:before="0" w:after="160" w:line="276" w:lineRule="auto"/>
+      </w:pPr>
+    </w:p>
+    <w:p>
+      <w:pPr>
+        <w:spacing w:before="320" w:after="160" w:line="276" w:lineRule="auto"/>
+        <w:jc w:val="left"/>
+      </w:pPr>
+      <w:r>
+        <w:rPr>
+          <w:rFonts w:ascii="Times New Roman" w:hAnsi="Times New Roman" w:eastAsia="Times New Roman"/>
+          <w:b/>
+          <w:i w:val="0"/>
+          <w:color w:val="003366"/>
+          <w:sz w:val="28"/>
+        </w:rPr>
         <w:t>Implementation snapshot (August 2026)</w:t>
       </w:r>
     </w:p>
@@ -2066,7 +2288,7 @@
           <w:i w:val="0"/>
           <w:sz w:val="24"/>
         </w:rPr>
-        <w:t xml:space="preserve"> | ____________________ |</w:t>
+        <w:t xml:space="preserve"> | Esmael Mohammed Kedir |</w:t>
       </w:r>
     </w:p>
     <w:p>
@@ -2099,7 +2321,7 @@
           <w:i w:val="0"/>
           <w:sz w:val="24"/>
         </w:rPr>
-        <w:t xml:space="preserve"> | __________ |</w:t>
+        <w:t xml:space="preserve"> | 1160/16 |</w:t>
       </w:r>
     </w:p>
     <w:p>
@@ -2205,6 +2427,21 @@
           <w:sz w:val="24"/>
         </w:rPr>
         <w:t>Abstract (Executive Summary) ................................................ i</w:t>
+      </w:r>
+    </w:p>
+    <w:p>
+      <w:pPr>
+        <w:spacing w:before="0" w:after="160" w:line="276" w:lineRule="auto"/>
+        <w:jc w:val="both"/>
+      </w:pPr>
+      <w:r>
+        <w:rPr>
+          <w:rFonts w:ascii="Times New Roman" w:hAnsi="Times New Roman" w:eastAsia="Times New Roman"/>
+          <w:b w:val="0"/>
+          <w:i w:val="0"/>
+          <w:sz w:val="24"/>
+        </w:rPr>
+        <w:t>Signature of this report ................................................ i</w:t>
       </w:r>
     </w:p>
     <w:p>
@@ -5427,7 +5664,7 @@
                 <w:i w:val="0"/>
                 <w:sz w:val="20"/>
               </w:rPr>
-              <w:t>Project timeline (Gantt)</w:t>
+              <w:t>Project timeline (Gantt), 7 June–16 August 2026</w:t>
             </w:r>
           </w:p>
         </w:tc>
@@ -6283,9 +6520,10 @@
     <w:p>
       <w:pPr>
         <w:sectPr>
-          <w:footerReference w:type="default" r:id="rId10"/>
+          <w:headerReference w:type="default" r:id="rId11"/>
+          <w:footerReference w:type="default" r:id="rId12"/>
           <w:pgSz w:w="12240" w:h="15840"/>
-          <w:pgMar w:top="1296" w:right="1440" w:bottom="1296" w:left="1440" w:header="720" w:footer="709" w:gutter="0"/>
+          <w:pgMar w:top="1296" w:right="1440" w:bottom="1296" w:left="1440" w:header="567" w:footer="709" w:gutter="0"/>
           <w:cols w:space="720"/>
           <w:docGrid w:linePitch="360"/>
           <w:pgNumType w:fmt="lowerRoman" w:start="1"/>
@@ -6296,6 +6534,9 @@
       <w:pPr>
         <w:spacing w:before="320" w:after="160" w:line="276" w:lineRule="auto"/>
         <w:jc w:val="left"/>
+        <w:pBdr>
+          <w:bottom w:val="single" w:sz="12" w:space="1" w:color="C8870A"/>
+        </w:pBdr>
       </w:pPr>
       <w:r>
         <w:rPr>
@@ -6336,7 +6577,7 @@
           <w:i w:val="0"/>
           <w:sz w:val="24"/>
         </w:rPr>
-        <w:t>Adama City Administration provides various municipal services to citizens. Citizens often need to submit complaints regarding public services such as road maintenance, waste management, water supply, street lighting, and other community-related issues. In addition, citizens may request different municipal services from the city administration.</w:t>
+        <w:t>Adama (historically also known as Nazareth) is the capital of East Shewa Zone in Oromia and a major transport and industrial hub. Residents, travellers, and businesses depend on municipal services such as roads, water, waste collection, and street lighting. When those services fail, citizens often have little choice but to visit an office or leave a paper complaint with no reliable way to follow what happens next.</w:t>
       </w:r>
     </w:p>
     <w:p>
@@ -6351,7 +6592,7 @@
           <w:i w:val="0"/>
           <w:sz w:val="24"/>
         </w:rPr>
-        <w:t>Currently, many complaints are handled manually through paper-based processes or office visits. This leads to:</w:t>
+        <w:t>Adama City Administration therefore handles a steady volume of complaints on public services — road maintenance, waste management, water supply, street lighting, and related community issues. Currently, many of those complaints are still processed manually through paper files or counter visits. This leads to:</w:t>
       </w:r>
     </w:p>
     <w:p>
@@ -6480,7 +6721,16 @@
           <w:i w:val="0"/>
           <w:sz w:val="24"/>
         </w:rPr>
-        <w:t xml:space="preserve"> is implemented to allow citizens to submit complaints online, track their progress in real time, and receive feedback from responsible departments.</w:t>
+        <w:t xml:space="preserve"> is implemented so that citizens can submit complaints online, track progress in real time, and receive feedback from the responsible department — the same idea the portal states in public: </w:t>
+      </w:r>
+      <w:r>
+        <w:rPr>
+          <w:rFonts w:ascii="Times New Roman" w:hAnsi="Times New Roman" w:eastAsia="Times New Roman"/>
+          <w:b w:val="0"/>
+          <w:i/>
+          <w:sz w:val="24"/>
+        </w:rPr>
+        <w:t>Your City. Your Voice.</w:t>
       </w:r>
     </w:p>
     <w:p>
@@ -8686,6 +8936,9 @@
       <w:pPr>
         <w:spacing w:before="320" w:after="160" w:line="276" w:lineRule="auto"/>
         <w:jc w:val="left"/>
+        <w:pBdr>
+          <w:bottom w:val="single" w:sz="12" w:space="1" w:color="C8870A"/>
+        </w:pBdr>
       </w:pPr>
       <w:r>
         <w:rPr>
@@ -12130,7 +12383,7 @@
         <w:drawing>
           <wp:inline xmlns:a="http://schemas.openxmlformats.org/drawingml/2006/main" xmlns:pic="http://schemas.openxmlformats.org/drawingml/2006/picture">
             <wp:extent cx="5669280" cy="3188970"/>
-            <wp:docPr id="1" name="Picture 1"/>
+            <wp:docPr id="2" name="Picture 2"/>
             <wp:cNvGraphicFramePr>
               <a:graphicFrameLocks noChangeAspect="1"/>
             </wp:cNvGraphicFramePr>
@@ -12139,267 +12392,6 @@
                 <pic:pic>
                   <pic:nvPicPr>
                     <pic:cNvPr id="0" name="fig-2-1-architecture.png"/>
-                    <pic:cNvPicPr/>
-                  </pic:nvPicPr>
-                  <pic:blipFill>
-                    <a:blip r:embed="rId12"/>
-                    <a:stretch>
-                      <a:fillRect/>
-                    </a:stretch>
-                  </pic:blipFill>
-                  <pic:spPr>
-                    <a:xfrm>
-                      <a:off x="0" y="0"/>
-                      <a:ext cx="5669280" cy="3188970"/>
-                    </a:xfrm>
-                    <a:prstGeom prst="rect"/>
-                  </pic:spPr>
-                </pic:pic>
-              </a:graphicData>
-            </a:graphic>
-          </wp:inline>
-        </w:drawing>
-      </w:r>
-    </w:p>
-    <w:p>
-      <w:pPr>
-        <w:spacing w:before="0" w:after="160" w:line="276" w:lineRule="auto"/>
-        <w:jc w:val="center"/>
-      </w:pPr>
-      <w:r>
-        <w:rPr>
-          <w:rFonts w:ascii="Times New Roman" w:hAnsi="Times New Roman" w:eastAsia="Times New Roman"/>
-          <w:b w:val="0"/>
-          <w:i/>
-          <w:sz w:val="20"/>
-        </w:rPr>
-        <w:t>Figure 2.1: System architecture — complaint portal with optional AI sidecar</w:t>
-      </w:r>
-    </w:p>
-    <w:p>
-      <w:pPr>
-        <w:spacing w:before="320" w:after="160" w:line="276" w:lineRule="auto"/>
-        <w:jc w:val="left"/>
-      </w:pPr>
-      <w:r>
-        <w:rPr>
-          <w:rFonts w:ascii="Times New Roman" w:hAnsi="Times New Roman" w:eastAsia="Times New Roman"/>
-          <w:b/>
-          <w:i w:val="0"/>
-          <w:color w:val="003366"/>
-          <w:sz w:val="28"/>
-        </w:rPr>
-        <w:t>2.6 Use Case Diagram</w:t>
-      </w:r>
-    </w:p>
-    <w:p>
-      <w:pPr>
-        <w:spacing w:before="0" w:after="160" w:line="276" w:lineRule="auto"/>
-        <w:jc w:val="both"/>
-      </w:pPr>
-      <w:r>
-        <w:rPr>
-          <w:rFonts w:ascii="Times New Roman" w:hAnsi="Times New Roman" w:eastAsia="Times New Roman"/>
-          <w:b w:val="0"/>
-          <w:i w:val="0"/>
-          <w:sz w:val="24"/>
-        </w:rPr>
-        <w:t>The system has three actors. Citizens register, submit and edit pending complaints, and track status. Administrators manage users and departments, assign work, and report. Officers process assigned complaints and add resolution notes.</w:t>
-      </w:r>
-    </w:p>
-    <w:p>
-      <w:pPr>
-        <w:spacing w:before="160" w:after="80" w:line="276" w:lineRule="auto"/>
-        <w:jc w:val="center"/>
-      </w:pPr>
-      <w:r>
-        <w:drawing>
-          <wp:inline xmlns:a="http://schemas.openxmlformats.org/drawingml/2006/main" xmlns:pic="http://schemas.openxmlformats.org/drawingml/2006/picture">
-            <wp:extent cx="5669280" cy="3741725"/>
-            <wp:docPr id="2" name="Picture 2"/>
-            <wp:cNvGraphicFramePr>
-              <a:graphicFrameLocks noChangeAspect="1"/>
-            </wp:cNvGraphicFramePr>
-            <a:graphic>
-              <a:graphicData uri="http://schemas.openxmlformats.org/drawingml/2006/picture">
-                <pic:pic>
-                  <pic:nvPicPr>
-                    <pic:cNvPr id="0" name="fig-2-2-use-case.png"/>
-                    <pic:cNvPicPr/>
-                  </pic:nvPicPr>
-                  <pic:blipFill>
-                    <a:blip r:embed="rId13"/>
-                    <a:stretch>
-                      <a:fillRect/>
-                    </a:stretch>
-                  </pic:blipFill>
-                  <pic:spPr>
-                    <a:xfrm>
-                      <a:off x="0" y="0"/>
-                      <a:ext cx="5669280" cy="3741725"/>
-                    </a:xfrm>
-                    <a:prstGeom prst="rect"/>
-                  </pic:spPr>
-                </pic:pic>
-              </a:graphicData>
-            </a:graphic>
-          </wp:inline>
-        </w:drawing>
-      </w:r>
-    </w:p>
-    <w:p>
-      <w:pPr>
-        <w:spacing w:before="0" w:after="160" w:line="276" w:lineRule="auto"/>
-        <w:jc w:val="center"/>
-      </w:pPr>
-      <w:r>
-        <w:rPr>
-          <w:rFonts w:ascii="Times New Roman" w:hAnsi="Times New Roman" w:eastAsia="Times New Roman"/>
-          <w:b w:val="0"/>
-          <w:i/>
-          <w:sz w:val="20"/>
-        </w:rPr>
-        <w:t>Figure 2.2: Use case diagram — citizen, administrator, and officer (complaints only)</w:t>
-      </w:r>
-    </w:p>
-    <w:p>
-      <w:pPr>
-        <w:spacing w:before="320" w:after="160" w:line="276" w:lineRule="auto"/>
-        <w:jc w:val="left"/>
-      </w:pPr>
-      <w:r>
-        <w:rPr>
-          <w:rFonts w:ascii="Times New Roman" w:hAnsi="Times New Roman" w:eastAsia="Times New Roman"/>
-          <w:b/>
-          <w:i w:val="0"/>
-          <w:color w:val="003366"/>
-          <w:sz w:val="28"/>
-        </w:rPr>
-        <w:t>2.7 Entity-Relationship Diagram</w:t>
-      </w:r>
-    </w:p>
-    <w:p>
-      <w:pPr>
-        <w:spacing w:before="0" w:after="160" w:line="276" w:lineRule="auto"/>
-        <w:jc w:val="both"/>
-      </w:pPr>
-      <w:r>
-        <w:rPr>
-          <w:rFonts w:ascii="Times New Roman" w:hAnsi="Times New Roman" w:eastAsia="Times New Roman"/>
-          <w:b w:val="0"/>
-          <w:i w:val="0"/>
-          <w:sz w:val="24"/>
-        </w:rPr>
-        <w:t xml:space="preserve">There is </w:t>
-      </w:r>
-      <w:r>
-        <w:rPr>
-          <w:rFonts w:ascii="Times New Roman" w:hAnsi="Times New Roman" w:eastAsia="Times New Roman"/>
-          <w:b/>
-          <w:i w:val="0"/>
-          <w:sz w:val="24"/>
-        </w:rPr>
-        <w:t>no SERVICE_REQUEST collection</w:t>
-      </w:r>
-      <w:r>
-        <w:rPr>
-          <w:rFonts w:ascii="Times New Roman" w:hAnsi="Times New Roman" w:eastAsia="Times New Roman"/>
-          <w:b w:val="0"/>
-          <w:i w:val="0"/>
-          <w:sz w:val="24"/>
-        </w:rPr>
-        <w:t>. Users, departments, and complaints are linked through Mongoose references. Status history, notifications, and the activity log complete the audit trail.</w:t>
-      </w:r>
-    </w:p>
-    <w:p>
-      <w:pPr>
-        <w:spacing w:before="160" w:after="80" w:line="276" w:lineRule="auto"/>
-        <w:jc w:val="center"/>
-      </w:pPr>
-      <w:r>
-        <w:drawing>
-          <wp:inline xmlns:a="http://schemas.openxmlformats.org/drawingml/2006/main" xmlns:pic="http://schemas.openxmlformats.org/drawingml/2006/picture">
-            <wp:extent cx="5669280" cy="3628339"/>
-            <wp:docPr id="3" name="Picture 3"/>
-            <wp:cNvGraphicFramePr>
-              <a:graphicFrameLocks noChangeAspect="1"/>
-            </wp:cNvGraphicFramePr>
-            <a:graphic>
-              <a:graphicData uri="http://schemas.openxmlformats.org/drawingml/2006/picture">
-                <pic:pic>
-                  <pic:nvPicPr>
-                    <pic:cNvPr id="0" name="fig-2-3-er.png"/>
-                    <pic:cNvPicPr/>
-                  </pic:nvPicPr>
-                  <pic:blipFill>
-                    <a:blip r:embed="rId14"/>
-                    <a:stretch>
-                      <a:fillRect/>
-                    </a:stretch>
-                  </pic:blipFill>
-                  <pic:spPr>
-                    <a:xfrm>
-                      <a:off x="0" y="0"/>
-                      <a:ext cx="5669280" cy="3628339"/>
-                    </a:xfrm>
-                    <a:prstGeom prst="rect"/>
-                  </pic:spPr>
-                </pic:pic>
-              </a:graphicData>
-            </a:graphic>
-          </wp:inline>
-        </w:drawing>
-      </w:r>
-    </w:p>
-    <w:p>
-      <w:pPr>
-        <w:spacing w:before="0" w:after="160" w:line="276" w:lineRule="auto"/>
-        <w:jc w:val="center"/>
-      </w:pPr>
-      <w:r>
-        <w:rPr>
-          <w:rFonts w:ascii="Times New Roman" w:hAnsi="Times New Roman" w:eastAsia="Times New Roman"/>
-          <w:b w:val="0"/>
-          <w:i/>
-          <w:sz w:val="20"/>
-        </w:rPr>
-        <w:t>Figure 2.3: Entity-relationship diagram — users, departments, and complaints</w:t>
-      </w:r>
-    </w:p>
-    <w:p>
-      <w:pPr>
-        <w:spacing w:before="320" w:after="160" w:line="276" w:lineRule="auto"/>
-        <w:jc w:val="left"/>
-      </w:pPr>
-      <w:r>
-        <w:rPr>
-          <w:rFonts w:ascii="Times New Roman" w:hAnsi="Times New Roman" w:eastAsia="Times New Roman"/>
-          <w:b/>
-          <w:i w:val="0"/>
-          <w:color w:val="003366"/>
-          <w:sz w:val="28"/>
-        </w:rPr>
-        <w:t>2.8 Data Flow Diagram (Level 0)</w:t>
-      </w:r>
-    </w:p>
-    <w:p>
-      <w:pPr>
-        <w:spacing w:before="160" w:after="80" w:line="276" w:lineRule="auto"/>
-        <w:jc w:val="center"/>
-      </w:pPr>
-      <w:r>
-        <w:drawing>
-          <wp:inline xmlns:a="http://schemas.openxmlformats.org/drawingml/2006/main" xmlns:pic="http://schemas.openxmlformats.org/drawingml/2006/picture">
-            <wp:extent cx="5669280" cy="3188970"/>
-            <wp:docPr id="4" name="Picture 4"/>
-            <wp:cNvGraphicFramePr>
-              <a:graphicFrameLocks noChangeAspect="1"/>
-            </wp:cNvGraphicFramePr>
-            <a:graphic>
-              <a:graphicData uri="http://schemas.openxmlformats.org/drawingml/2006/picture">
-                <pic:pic>
-                  <pic:nvPicPr>
-                    <pic:cNvPr id="0" name="fig-2-4-dfd.png"/>
                     <pic:cNvPicPr/>
                   </pic:nvPicPr>
                   <pic:blipFill>
@@ -12434,6 +12426,267 @@
           <w:i/>
           <w:sz w:val="20"/>
         </w:rPr>
+        <w:t>Figure 2.1: System architecture — complaint portal with optional AI sidecar</w:t>
+      </w:r>
+    </w:p>
+    <w:p>
+      <w:pPr>
+        <w:spacing w:before="320" w:after="160" w:line="276" w:lineRule="auto"/>
+        <w:jc w:val="left"/>
+      </w:pPr>
+      <w:r>
+        <w:rPr>
+          <w:rFonts w:ascii="Times New Roman" w:hAnsi="Times New Roman" w:eastAsia="Times New Roman"/>
+          <w:b/>
+          <w:i w:val="0"/>
+          <w:color w:val="003366"/>
+          <w:sz w:val="28"/>
+        </w:rPr>
+        <w:t>2.6 Use Case Diagram</w:t>
+      </w:r>
+    </w:p>
+    <w:p>
+      <w:pPr>
+        <w:spacing w:before="0" w:after="160" w:line="276" w:lineRule="auto"/>
+        <w:jc w:val="both"/>
+      </w:pPr>
+      <w:r>
+        <w:rPr>
+          <w:rFonts w:ascii="Times New Roman" w:hAnsi="Times New Roman" w:eastAsia="Times New Roman"/>
+          <w:b w:val="0"/>
+          <w:i w:val="0"/>
+          <w:sz w:val="24"/>
+        </w:rPr>
+        <w:t>The system has three actors. Citizens register, submit and edit pending complaints, and track status. Administrators manage users and departments, assign work, and report. Officers process assigned complaints and add resolution notes.</w:t>
+      </w:r>
+    </w:p>
+    <w:p>
+      <w:pPr>
+        <w:spacing w:before="160" w:after="80" w:line="276" w:lineRule="auto"/>
+        <w:jc w:val="center"/>
+      </w:pPr>
+      <w:r>
+        <w:drawing>
+          <wp:inline xmlns:a="http://schemas.openxmlformats.org/drawingml/2006/main" xmlns:pic="http://schemas.openxmlformats.org/drawingml/2006/picture">
+            <wp:extent cx="5669280" cy="3741725"/>
+            <wp:docPr id="3" name="Picture 3"/>
+            <wp:cNvGraphicFramePr>
+              <a:graphicFrameLocks noChangeAspect="1"/>
+            </wp:cNvGraphicFramePr>
+            <a:graphic>
+              <a:graphicData uri="http://schemas.openxmlformats.org/drawingml/2006/picture">
+                <pic:pic>
+                  <pic:nvPicPr>
+                    <pic:cNvPr id="0" name="fig-2-2-use-case.png"/>
+                    <pic:cNvPicPr/>
+                  </pic:nvPicPr>
+                  <pic:blipFill>
+                    <a:blip r:embed="rId16"/>
+                    <a:stretch>
+                      <a:fillRect/>
+                    </a:stretch>
+                  </pic:blipFill>
+                  <pic:spPr>
+                    <a:xfrm>
+                      <a:off x="0" y="0"/>
+                      <a:ext cx="5669280" cy="3741725"/>
+                    </a:xfrm>
+                    <a:prstGeom prst="rect"/>
+                  </pic:spPr>
+                </pic:pic>
+              </a:graphicData>
+            </a:graphic>
+          </wp:inline>
+        </w:drawing>
+      </w:r>
+    </w:p>
+    <w:p>
+      <w:pPr>
+        <w:spacing w:before="0" w:after="160" w:line="276" w:lineRule="auto"/>
+        <w:jc w:val="center"/>
+      </w:pPr>
+      <w:r>
+        <w:rPr>
+          <w:rFonts w:ascii="Times New Roman" w:hAnsi="Times New Roman" w:eastAsia="Times New Roman"/>
+          <w:b w:val="0"/>
+          <w:i/>
+          <w:sz w:val="20"/>
+        </w:rPr>
+        <w:t>Figure 2.2: Use case diagram — citizen, administrator, and officer (complaints only)</w:t>
+      </w:r>
+    </w:p>
+    <w:p>
+      <w:pPr>
+        <w:spacing w:before="320" w:after="160" w:line="276" w:lineRule="auto"/>
+        <w:jc w:val="left"/>
+      </w:pPr>
+      <w:r>
+        <w:rPr>
+          <w:rFonts w:ascii="Times New Roman" w:hAnsi="Times New Roman" w:eastAsia="Times New Roman"/>
+          <w:b/>
+          <w:i w:val="0"/>
+          <w:color w:val="003366"/>
+          <w:sz w:val="28"/>
+        </w:rPr>
+        <w:t>2.7 Entity-Relationship Diagram</w:t>
+      </w:r>
+    </w:p>
+    <w:p>
+      <w:pPr>
+        <w:spacing w:before="0" w:after="160" w:line="276" w:lineRule="auto"/>
+        <w:jc w:val="both"/>
+      </w:pPr>
+      <w:r>
+        <w:rPr>
+          <w:rFonts w:ascii="Times New Roman" w:hAnsi="Times New Roman" w:eastAsia="Times New Roman"/>
+          <w:b w:val="0"/>
+          <w:i w:val="0"/>
+          <w:sz w:val="24"/>
+        </w:rPr>
+        <w:t xml:space="preserve">There is </w:t>
+      </w:r>
+      <w:r>
+        <w:rPr>
+          <w:rFonts w:ascii="Times New Roman" w:hAnsi="Times New Roman" w:eastAsia="Times New Roman"/>
+          <w:b/>
+          <w:i w:val="0"/>
+          <w:sz w:val="24"/>
+        </w:rPr>
+        <w:t>no SERVICE_REQUEST collection</w:t>
+      </w:r>
+      <w:r>
+        <w:rPr>
+          <w:rFonts w:ascii="Times New Roman" w:hAnsi="Times New Roman" w:eastAsia="Times New Roman"/>
+          <w:b w:val="0"/>
+          <w:i w:val="0"/>
+          <w:sz w:val="24"/>
+        </w:rPr>
+        <w:t>. Users, departments, and complaints are linked through Mongoose references. Status history, notifications, and the activity log complete the audit trail.</w:t>
+      </w:r>
+    </w:p>
+    <w:p>
+      <w:pPr>
+        <w:spacing w:before="160" w:after="80" w:line="276" w:lineRule="auto"/>
+        <w:jc w:val="center"/>
+      </w:pPr>
+      <w:r>
+        <w:drawing>
+          <wp:inline xmlns:a="http://schemas.openxmlformats.org/drawingml/2006/main" xmlns:pic="http://schemas.openxmlformats.org/drawingml/2006/picture">
+            <wp:extent cx="5669280" cy="3628339"/>
+            <wp:docPr id="4" name="Picture 4"/>
+            <wp:cNvGraphicFramePr>
+              <a:graphicFrameLocks noChangeAspect="1"/>
+            </wp:cNvGraphicFramePr>
+            <a:graphic>
+              <a:graphicData uri="http://schemas.openxmlformats.org/drawingml/2006/picture">
+                <pic:pic>
+                  <pic:nvPicPr>
+                    <pic:cNvPr id="0" name="fig-2-3-er.png"/>
+                    <pic:cNvPicPr/>
+                  </pic:nvPicPr>
+                  <pic:blipFill>
+                    <a:blip r:embed="rId17"/>
+                    <a:stretch>
+                      <a:fillRect/>
+                    </a:stretch>
+                  </pic:blipFill>
+                  <pic:spPr>
+                    <a:xfrm>
+                      <a:off x="0" y="0"/>
+                      <a:ext cx="5669280" cy="3628339"/>
+                    </a:xfrm>
+                    <a:prstGeom prst="rect"/>
+                  </pic:spPr>
+                </pic:pic>
+              </a:graphicData>
+            </a:graphic>
+          </wp:inline>
+        </w:drawing>
+      </w:r>
+    </w:p>
+    <w:p>
+      <w:pPr>
+        <w:spacing w:before="0" w:after="160" w:line="276" w:lineRule="auto"/>
+        <w:jc w:val="center"/>
+      </w:pPr>
+      <w:r>
+        <w:rPr>
+          <w:rFonts w:ascii="Times New Roman" w:hAnsi="Times New Roman" w:eastAsia="Times New Roman"/>
+          <w:b w:val="0"/>
+          <w:i/>
+          <w:sz w:val="20"/>
+        </w:rPr>
+        <w:t>Figure 2.3: Entity-relationship diagram — users, departments, and complaints</w:t>
+      </w:r>
+    </w:p>
+    <w:p>
+      <w:pPr>
+        <w:spacing w:before="320" w:after="160" w:line="276" w:lineRule="auto"/>
+        <w:jc w:val="left"/>
+      </w:pPr>
+      <w:r>
+        <w:rPr>
+          <w:rFonts w:ascii="Times New Roman" w:hAnsi="Times New Roman" w:eastAsia="Times New Roman"/>
+          <w:b/>
+          <w:i w:val="0"/>
+          <w:color w:val="003366"/>
+          <w:sz w:val="28"/>
+        </w:rPr>
+        <w:t>2.8 Data Flow Diagram (Level 0)</w:t>
+      </w:r>
+    </w:p>
+    <w:p>
+      <w:pPr>
+        <w:spacing w:before="160" w:after="80" w:line="276" w:lineRule="auto"/>
+        <w:jc w:val="center"/>
+      </w:pPr>
+      <w:r>
+        <w:drawing>
+          <wp:inline xmlns:a="http://schemas.openxmlformats.org/drawingml/2006/main" xmlns:pic="http://schemas.openxmlformats.org/drawingml/2006/picture">
+            <wp:extent cx="5669280" cy="3188970"/>
+            <wp:docPr id="5" name="Picture 5"/>
+            <wp:cNvGraphicFramePr>
+              <a:graphicFrameLocks noChangeAspect="1"/>
+            </wp:cNvGraphicFramePr>
+            <a:graphic>
+              <a:graphicData uri="http://schemas.openxmlformats.org/drawingml/2006/picture">
+                <pic:pic>
+                  <pic:nvPicPr>
+                    <pic:cNvPr id="0" name="fig-2-4-dfd.png"/>
+                    <pic:cNvPicPr/>
+                  </pic:nvPicPr>
+                  <pic:blipFill>
+                    <a:blip r:embed="rId18"/>
+                    <a:stretch>
+                      <a:fillRect/>
+                    </a:stretch>
+                  </pic:blipFill>
+                  <pic:spPr>
+                    <a:xfrm>
+                      <a:off x="0" y="0"/>
+                      <a:ext cx="5669280" cy="3188970"/>
+                    </a:xfrm>
+                    <a:prstGeom prst="rect"/>
+                  </pic:spPr>
+                </pic:pic>
+              </a:graphicData>
+            </a:graphic>
+          </wp:inline>
+        </w:drawing>
+      </w:r>
+    </w:p>
+    <w:p>
+      <w:pPr>
+        <w:spacing w:before="0" w:after="160" w:line="276" w:lineRule="auto"/>
+        <w:jc w:val="center"/>
+      </w:pPr>
+      <w:r>
+        <w:rPr>
+          <w:rFonts w:ascii="Times New Roman" w:hAnsi="Times New Roman" w:eastAsia="Times New Roman"/>
+          <w:b w:val="0"/>
+          <w:i/>
+          <w:sz w:val="20"/>
+        </w:rPr>
         <w:t>Figure 2.4: Level-0 data flow — complaints, assignment, and status feedback</w:t>
       </w:r>
     </w:p>
@@ -12470,7 +12723,7 @@
         <w:drawing>
           <wp:inline xmlns:a="http://schemas.openxmlformats.org/drawingml/2006/main" xmlns:pic="http://schemas.openxmlformats.org/drawingml/2006/picture">
             <wp:extent cx="5669280" cy="8658537"/>
-            <wp:docPr id="5" name="Picture 5"/>
+            <wp:docPr id="6" name="Picture 6"/>
             <wp:cNvGraphicFramePr>
               <a:graphicFrameLocks noChangeAspect="1"/>
             </wp:cNvGraphicFramePr>
@@ -12482,7 +12735,7 @@
                     <pic:cNvPicPr/>
                   </pic:nvPicPr>
                   <pic:blipFill>
-                    <a:blip r:embed="rId16"/>
+                    <a:blip r:embed="rId19"/>
                     <a:stretch>
                       <a:fillRect/>
                     </a:stretch>
@@ -17918,6 +18171,9 @@
       <w:pPr>
         <w:spacing w:before="320" w:after="160" w:line="276" w:lineRule="auto"/>
         <w:jc w:val="left"/>
+        <w:pBdr>
+          <w:bottom w:val="single" w:sz="12" w:space="1" w:color="C8870A"/>
+        </w:pBdr>
       </w:pPr>
       <w:r>
         <w:rPr>
@@ -18517,16 +18773,34 @@
           <w:i w:val="0"/>
           <w:sz w:val="24"/>
         </w:rPr>
-        <w:t>Estimated duration:</w:t>
-      </w:r>
-      <w:r>
-        <w:rPr>
-          <w:rFonts w:ascii="Times New Roman" w:hAnsi="Times New Roman" w:eastAsia="Times New Roman"/>
-          <w:b w:val="0"/>
-          <w:i w:val="0"/>
-          <w:sz w:val="24"/>
-        </w:rPr>
-        <w:t xml:space="preserve"> 12 weeks</w:t>
+        <w:t>Actual duration:</w:t>
+      </w:r>
+      <w:r>
+        <w:rPr>
+          <w:rFonts w:ascii="Times New Roman" w:hAnsi="Times New Roman" w:eastAsia="Times New Roman"/>
+          <w:b w:val="0"/>
+          <w:i w:val="0"/>
+          <w:sz w:val="24"/>
+        </w:rPr>
+        <w:t xml:space="preserve"> 10 weeks (</w:t>
+      </w:r>
+      <w:r>
+        <w:rPr>
+          <w:rFonts w:ascii="Times New Roman" w:hAnsi="Times New Roman" w:eastAsia="Times New Roman"/>
+          <w:b/>
+          <w:i w:val="0"/>
+          <w:sz w:val="24"/>
+        </w:rPr>
+        <w:t>7 June 2026 – 16 August 2026</w:t>
+      </w:r>
+      <w:r>
+        <w:rPr>
+          <w:rFonts w:ascii="Times New Roman" w:hAnsi="Times New Roman" w:eastAsia="Times New Roman"/>
+          <w:b w:val="0"/>
+          <w:i w:val="0"/>
+          <w:sz w:val="24"/>
+        </w:rPr>
+        <w:t>)</w:t>
       </w:r>
     </w:p>
     <w:p>
@@ -18541,7 +18815,7 @@
           <w:i w:val="0"/>
           <w:sz w:val="24"/>
         </w:rPr>
-        <w:t>Implementation status (as of August 2026):</w:t>
+        <w:t>Implementation status (as of 16 August 2026):</w:t>
       </w:r>
       <w:r>
         <w:rPr>
@@ -18561,15 +18835,16 @@
         <w:tblLook w:firstColumn="1" w:firstRow="1" w:lastColumn="0" w:lastRow="0" w:noHBand="0" w:noVBand="1" w:val="04A0"/>
       </w:tblPr>
       <w:tblGrid>
-        <w:gridCol w:w="2340"/>
-        <w:gridCol w:w="2340"/>
-        <w:gridCol w:w="2340"/>
-        <w:gridCol w:w="2340"/>
+        <w:gridCol w:w="1872"/>
+        <w:gridCol w:w="1872"/>
+        <w:gridCol w:w="1872"/>
+        <w:gridCol w:w="1872"/>
+        <w:gridCol w:w="1872"/>
       </w:tblGrid>
       <w:tr>
         <w:tc>
           <w:tcPr>
-            <w:tcW w:type="dxa" w:w="2340"/>
+            <w:tcW w:type="dxa" w:w="1872"/>
             <w:shd w:fill="003366" w:val="clear"/>
           </w:tcPr>
           <w:p>
@@ -18595,7 +18870,7 @@
         </w:tc>
         <w:tc>
           <w:tcPr>
-            <w:tcW w:type="dxa" w:w="2340"/>
+            <w:tcW w:type="dxa" w:w="1872"/>
             <w:shd w:fill="003366" w:val="clear"/>
           </w:tcPr>
           <w:p>
@@ -18615,13 +18890,39 @@
                 <w:color w:val="FFFFFF"/>
                 <w:sz w:val="20"/>
               </w:rPr>
+              <w:t>Dates</w:t>
+            </w:r>
+          </w:p>
+        </w:tc>
+        <w:tc>
+          <w:tcPr>
+            <w:tcW w:type="dxa" w:w="1872"/>
+            <w:shd w:fill="003366" w:val="clear"/>
+          </w:tcPr>
+          <w:p>
+            <w:pPr>
+              <w:spacing w:before="40" w:after="40" w:line="240" w:lineRule="auto"/>
+            </w:pPr>
+            <w:r>
+              <w:rPr>
+                <w:b/>
+              </w:rPr>
+            </w:r>
+            <w:r>
+              <w:rPr>
+                <w:rFonts w:ascii="Times New Roman" w:hAnsi="Times New Roman" w:eastAsia="Times New Roman"/>
+                <w:b/>
+                <w:i w:val="0"/>
+                <w:color w:val="FFFFFF"/>
+                <w:sz w:val="20"/>
+              </w:rPr>
               <w:t>Phase</w:t>
             </w:r>
           </w:p>
         </w:tc>
         <w:tc>
           <w:tcPr>
-            <w:tcW w:type="dxa" w:w="2340"/>
+            <w:tcW w:type="dxa" w:w="1872"/>
             <w:shd w:fill="003366" w:val="clear"/>
           </w:tcPr>
           <w:p>
@@ -18647,7 +18948,7 @@
         </w:tc>
         <w:tc>
           <w:tcPr>
-            <w:tcW w:type="dxa" w:w="2340"/>
+            <w:tcW w:type="dxa" w:w="1872"/>
             <w:shd w:fill="003366" w:val="clear"/>
           </w:tcPr>
           <w:p>
@@ -18675,7 +18976,7 @@
       <w:tr>
         <w:tc>
           <w:tcPr>
-            <w:tcW w:type="dxa" w:w="2340"/>
+            <w:tcW w:type="dxa" w:w="1872"/>
           </w:tcPr>
           <w:p>
             <w:pPr>
@@ -18695,7 +18996,27 @@
         </w:tc>
         <w:tc>
           <w:tcPr>
-            <w:tcW w:type="dxa" w:w="2340"/>
+            <w:tcW w:type="dxa" w:w="1872"/>
+          </w:tcPr>
+          <w:p>
+            <w:pPr>
+              <w:spacing w:before="40" w:after="40" w:line="240" w:lineRule="auto"/>
+            </w:pPr>
+            <w:r/>
+            <w:r>
+              <w:rPr>
+                <w:rFonts w:ascii="Times New Roman" w:hAnsi="Times New Roman" w:eastAsia="Times New Roman"/>
+                <w:b w:val="0"/>
+                <w:i w:val="0"/>
+                <w:sz w:val="20"/>
+              </w:rPr>
+              <w:t>7–13 June 2026</w:t>
+            </w:r>
+          </w:p>
+        </w:tc>
+        <w:tc>
+          <w:tcPr>
+            <w:tcW w:type="dxa" w:w="1872"/>
           </w:tcPr>
           <w:p>
             <w:pPr>
@@ -18715,7 +19036,7 @@
         </w:tc>
         <w:tc>
           <w:tcPr>
-            <w:tcW w:type="dxa" w:w="2340"/>
+            <w:tcW w:type="dxa" w:w="1872"/>
           </w:tcPr>
           <w:p>
             <w:pPr>
@@ -18735,7 +19056,7 @@
         </w:tc>
         <w:tc>
           <w:tcPr>
-            <w:tcW w:type="dxa" w:w="2340"/>
+            <w:tcW w:type="dxa" w:w="1872"/>
           </w:tcPr>
           <w:p>
             <w:pPr>
@@ -18757,7 +19078,7 @@
       <w:tr>
         <w:tc>
           <w:tcPr>
-            <w:tcW w:type="dxa" w:w="2340"/>
+            <w:tcW w:type="dxa" w:w="1872"/>
           </w:tcPr>
           <w:p>
             <w:pPr>
@@ -18777,7 +19098,27 @@
         </w:tc>
         <w:tc>
           <w:tcPr>
-            <w:tcW w:type="dxa" w:w="2340"/>
+            <w:tcW w:type="dxa" w:w="1872"/>
+          </w:tcPr>
+          <w:p>
+            <w:pPr>
+              <w:spacing w:before="40" w:after="40" w:line="240" w:lineRule="auto"/>
+            </w:pPr>
+            <w:r/>
+            <w:r>
+              <w:rPr>
+                <w:rFonts w:ascii="Times New Roman" w:hAnsi="Times New Roman" w:eastAsia="Times New Roman"/>
+                <w:b w:val="0"/>
+                <w:i w:val="0"/>
+                <w:sz w:val="20"/>
+              </w:rPr>
+              <w:t>14–20 June 2026</w:t>
+            </w:r>
+          </w:p>
+        </w:tc>
+        <w:tc>
+          <w:tcPr>
+            <w:tcW w:type="dxa" w:w="1872"/>
           </w:tcPr>
           <w:p>
             <w:pPr>
@@ -18797,7 +19138,7 @@
         </w:tc>
         <w:tc>
           <w:tcPr>
-            <w:tcW w:type="dxa" w:w="2340"/>
+            <w:tcW w:type="dxa" w:w="1872"/>
           </w:tcPr>
           <w:p>
             <w:pPr>
@@ -18817,7 +19158,7 @@
         </w:tc>
         <w:tc>
           <w:tcPr>
-            <w:tcW w:type="dxa" w:w="2340"/>
+            <w:tcW w:type="dxa" w:w="1872"/>
           </w:tcPr>
           <w:p>
             <w:pPr>
@@ -18839,7 +19180,7 @@
       <w:tr>
         <w:tc>
           <w:tcPr>
-            <w:tcW w:type="dxa" w:w="2340"/>
+            <w:tcW w:type="dxa" w:w="1872"/>
           </w:tcPr>
           <w:p>
             <w:pPr>
@@ -18859,7 +19200,27 @@
         </w:tc>
         <w:tc>
           <w:tcPr>
-            <w:tcW w:type="dxa" w:w="2340"/>
+            <w:tcW w:type="dxa" w:w="1872"/>
+          </w:tcPr>
+          <w:p>
+            <w:pPr>
+              <w:spacing w:before="40" w:after="40" w:line="240" w:lineRule="auto"/>
+            </w:pPr>
+            <w:r/>
+            <w:r>
+              <w:rPr>
+                <w:rFonts w:ascii="Times New Roman" w:hAnsi="Times New Roman" w:eastAsia="Times New Roman"/>
+                <w:b w:val="0"/>
+                <w:i w:val="0"/>
+                <w:sz w:val="20"/>
+              </w:rPr>
+              <w:t>21–27 June 2026</w:t>
+            </w:r>
+          </w:p>
+        </w:tc>
+        <w:tc>
+          <w:tcPr>
+            <w:tcW w:type="dxa" w:w="1872"/>
           </w:tcPr>
           <w:p>
             <w:pPr>
@@ -18879,7 +19240,7 @@
         </w:tc>
         <w:tc>
           <w:tcPr>
-            <w:tcW w:type="dxa" w:w="2340"/>
+            <w:tcW w:type="dxa" w:w="1872"/>
           </w:tcPr>
           <w:p>
             <w:pPr>
@@ -18899,7 +19260,7 @@
         </w:tc>
         <w:tc>
           <w:tcPr>
-            <w:tcW w:type="dxa" w:w="2340"/>
+            <w:tcW w:type="dxa" w:w="1872"/>
           </w:tcPr>
           <w:p>
             <w:pPr>
@@ -18921,7 +19282,7 @@
       <w:tr>
         <w:tc>
           <w:tcPr>
-            <w:tcW w:type="dxa" w:w="2340"/>
+            <w:tcW w:type="dxa" w:w="1872"/>
           </w:tcPr>
           <w:p>
             <w:pPr>
@@ -18941,7 +19302,27 @@
         </w:tc>
         <w:tc>
           <w:tcPr>
-            <w:tcW w:type="dxa" w:w="2340"/>
+            <w:tcW w:type="dxa" w:w="1872"/>
+          </w:tcPr>
+          <w:p>
+            <w:pPr>
+              <w:spacing w:before="40" w:after="40" w:line="240" w:lineRule="auto"/>
+            </w:pPr>
+            <w:r/>
+            <w:r>
+              <w:rPr>
+                <w:rFonts w:ascii="Times New Roman" w:hAnsi="Times New Roman" w:eastAsia="Times New Roman"/>
+                <w:b w:val="0"/>
+                <w:i w:val="0"/>
+                <w:sz w:val="20"/>
+              </w:rPr>
+              <w:t>28 June–4 July 2026</w:t>
+            </w:r>
+          </w:p>
+        </w:tc>
+        <w:tc>
+          <w:tcPr>
+            <w:tcW w:type="dxa" w:w="1872"/>
           </w:tcPr>
           <w:p>
             <w:pPr>
@@ -18961,7 +19342,7 @@
         </w:tc>
         <w:tc>
           <w:tcPr>
-            <w:tcW w:type="dxa" w:w="2340"/>
+            <w:tcW w:type="dxa" w:w="1872"/>
           </w:tcPr>
           <w:p>
             <w:pPr>
@@ -18981,7 +19362,7 @@
         </w:tc>
         <w:tc>
           <w:tcPr>
-            <w:tcW w:type="dxa" w:w="2340"/>
+            <w:tcW w:type="dxa" w:w="1872"/>
           </w:tcPr>
           <w:p>
             <w:pPr>
@@ -19003,7 +19384,7 @@
       <w:tr>
         <w:tc>
           <w:tcPr>
-            <w:tcW w:type="dxa" w:w="2340"/>
+            <w:tcW w:type="dxa" w:w="1872"/>
           </w:tcPr>
           <w:p>
             <w:pPr>
@@ -19023,7 +19404,27 @@
         </w:tc>
         <w:tc>
           <w:tcPr>
-            <w:tcW w:type="dxa" w:w="2340"/>
+            <w:tcW w:type="dxa" w:w="1872"/>
+          </w:tcPr>
+          <w:p>
+            <w:pPr>
+              <w:spacing w:before="40" w:after="40" w:line="240" w:lineRule="auto"/>
+            </w:pPr>
+            <w:r/>
+            <w:r>
+              <w:rPr>
+                <w:rFonts w:ascii="Times New Roman" w:hAnsi="Times New Roman" w:eastAsia="Times New Roman"/>
+                <w:b w:val="0"/>
+                <w:i w:val="0"/>
+                <w:sz w:val="20"/>
+              </w:rPr>
+              <w:t>5–11 July 2026</w:t>
+            </w:r>
+          </w:p>
+        </w:tc>
+        <w:tc>
+          <w:tcPr>
+            <w:tcW w:type="dxa" w:w="1872"/>
           </w:tcPr>
           <w:p>
             <w:pPr>
@@ -19043,7 +19444,7 @@
         </w:tc>
         <w:tc>
           <w:tcPr>
-            <w:tcW w:type="dxa" w:w="2340"/>
+            <w:tcW w:type="dxa" w:w="1872"/>
           </w:tcPr>
           <w:p>
             <w:pPr>
@@ -19063,7 +19464,7 @@
         </w:tc>
         <w:tc>
           <w:tcPr>
-            <w:tcW w:type="dxa" w:w="2340"/>
+            <w:tcW w:type="dxa" w:w="1872"/>
           </w:tcPr>
           <w:p>
             <w:pPr>
@@ -19085,7 +19486,7 @@
       <w:tr>
         <w:tc>
           <w:tcPr>
-            <w:tcW w:type="dxa" w:w="2340"/>
+            <w:tcW w:type="dxa" w:w="1872"/>
           </w:tcPr>
           <w:p>
             <w:pPr>
@@ -19105,7 +19506,27 @@
         </w:tc>
         <w:tc>
           <w:tcPr>
-            <w:tcW w:type="dxa" w:w="2340"/>
+            <w:tcW w:type="dxa" w:w="1872"/>
+          </w:tcPr>
+          <w:p>
+            <w:pPr>
+              <w:spacing w:before="40" w:after="40" w:line="240" w:lineRule="auto"/>
+            </w:pPr>
+            <w:r/>
+            <w:r>
+              <w:rPr>
+                <w:rFonts w:ascii="Times New Roman" w:hAnsi="Times New Roman" w:eastAsia="Times New Roman"/>
+                <w:b w:val="0"/>
+                <w:i w:val="0"/>
+                <w:sz w:val="20"/>
+              </w:rPr>
+              <w:t>12–18 July 2026</w:t>
+            </w:r>
+          </w:p>
+        </w:tc>
+        <w:tc>
+          <w:tcPr>
+            <w:tcW w:type="dxa" w:w="1872"/>
           </w:tcPr>
           <w:p>
             <w:pPr>
@@ -19125,7 +19546,7 @@
         </w:tc>
         <w:tc>
           <w:tcPr>
-            <w:tcW w:type="dxa" w:w="2340"/>
+            <w:tcW w:type="dxa" w:w="1872"/>
           </w:tcPr>
           <w:p>
             <w:pPr>
@@ -19145,7 +19566,7 @@
         </w:tc>
         <w:tc>
           <w:tcPr>
-            <w:tcW w:type="dxa" w:w="2340"/>
+            <w:tcW w:type="dxa" w:w="1872"/>
           </w:tcPr>
           <w:p>
             <w:pPr>
@@ -19167,7 +19588,7 @@
       <w:tr>
         <w:tc>
           <w:tcPr>
-            <w:tcW w:type="dxa" w:w="2340"/>
+            <w:tcW w:type="dxa" w:w="1872"/>
           </w:tcPr>
           <w:p>
             <w:pPr>
@@ -19187,7 +19608,27 @@
         </w:tc>
         <w:tc>
           <w:tcPr>
-            <w:tcW w:type="dxa" w:w="2340"/>
+            <w:tcW w:type="dxa" w:w="1872"/>
+          </w:tcPr>
+          <w:p>
+            <w:pPr>
+              <w:spacing w:before="40" w:after="40" w:line="240" w:lineRule="auto"/>
+            </w:pPr>
+            <w:r/>
+            <w:r>
+              <w:rPr>
+                <w:rFonts w:ascii="Times New Roman" w:hAnsi="Times New Roman" w:eastAsia="Times New Roman"/>
+                <w:b w:val="0"/>
+                <w:i w:val="0"/>
+                <w:sz w:val="20"/>
+              </w:rPr>
+              <w:t>19–25 July 2026</w:t>
+            </w:r>
+          </w:p>
+        </w:tc>
+        <w:tc>
+          <w:tcPr>
+            <w:tcW w:type="dxa" w:w="1872"/>
           </w:tcPr>
           <w:p>
             <w:pPr>
@@ -19207,27 +19648,27 @@
         </w:tc>
         <w:tc>
           <w:tcPr>
-            <w:tcW w:type="dxa" w:w="2340"/>
-          </w:tcPr>
-          <w:p>
-            <w:pPr>
-              <w:spacing w:before="40" w:after="40" w:line="240" w:lineRule="auto"/>
-            </w:pPr>
-            <w:r/>
-            <w:r>
-              <w:rPr>
-                <w:rFonts w:ascii="Times New Roman" w:hAnsi="Times New Roman" w:eastAsia="Times New Roman"/>
-                <w:b w:val="0"/>
-                <w:i w:val="0"/>
-                <w:sz w:val="20"/>
-              </w:rPr>
-              <w:t>Login, register, citizen dashboard</w:t>
-            </w:r>
-          </w:p>
-        </w:tc>
-        <w:tc>
-          <w:tcPr>
-            <w:tcW w:type="dxa" w:w="2340"/>
+            <w:tcW w:type="dxa" w:w="1872"/>
+          </w:tcPr>
+          <w:p>
+            <w:pPr>
+              <w:spacing w:before="40" w:after="40" w:line="240" w:lineRule="auto"/>
+            </w:pPr>
+            <w:r/>
+            <w:r>
+              <w:rPr>
+                <w:rFonts w:ascii="Times New Roman" w:hAnsi="Times New Roman" w:eastAsia="Times New Roman"/>
+                <w:b w:val="0"/>
+                <w:i w:val="0"/>
+                <w:sz w:val="20"/>
+              </w:rPr>
+              <w:t>Login, register, citizen dashboard; start complaint forms</w:t>
+            </w:r>
+          </w:p>
+        </w:tc>
+        <w:tc>
+          <w:tcPr>
+            <w:tcW w:type="dxa" w:w="1872"/>
           </w:tcPr>
           <w:p>
             <w:pPr>
@@ -19249,7 +19690,7 @@
       <w:tr>
         <w:tc>
           <w:tcPr>
-            <w:tcW w:type="dxa" w:w="2340"/>
+            <w:tcW w:type="dxa" w:w="1872"/>
           </w:tcPr>
           <w:p>
             <w:pPr>
@@ -19269,61 +19710,81 @@
         </w:tc>
         <w:tc>
           <w:tcPr>
-            <w:tcW w:type="dxa" w:w="2340"/>
-          </w:tcPr>
-          <w:p>
-            <w:pPr>
-              <w:spacing w:before="40" w:after="40" w:line="240" w:lineRule="auto"/>
-            </w:pPr>
-            <w:r/>
-            <w:r>
-              <w:rPr>
-                <w:rFonts w:ascii="Times New Roman" w:hAnsi="Times New Roman" w:eastAsia="Times New Roman"/>
-                <w:b w:val="0"/>
-                <w:i w:val="0"/>
-                <w:sz w:val="20"/>
-              </w:rPr>
-              <w:t>Frontend Citizen</w:t>
-            </w:r>
-          </w:p>
-        </w:tc>
-        <w:tc>
-          <w:tcPr>
-            <w:tcW w:type="dxa" w:w="2340"/>
-          </w:tcPr>
-          <w:p>
-            <w:pPr>
-              <w:spacing w:before="40" w:after="40" w:line="240" w:lineRule="auto"/>
-            </w:pPr>
-            <w:r/>
-            <w:r>
-              <w:rPr>
-                <w:rFonts w:ascii="Times New Roman" w:hAnsi="Times New Roman" w:eastAsia="Times New Roman"/>
-                <w:b w:val="0"/>
-                <w:i w:val="0"/>
-                <w:sz w:val="20"/>
-              </w:rPr>
-              <w:t>Submit/edit complaint, track status</w:t>
-            </w:r>
-          </w:p>
-        </w:tc>
-        <w:tc>
-          <w:tcPr>
-            <w:tcW w:type="dxa" w:w="2340"/>
-          </w:tcPr>
-          <w:p>
-            <w:pPr>
-              <w:spacing w:before="40" w:after="40" w:line="240" w:lineRule="auto"/>
-            </w:pPr>
-            <w:r/>
-            <w:r>
-              <w:rPr>
-                <w:rFonts w:ascii="Times New Roman" w:hAnsi="Times New Roman" w:eastAsia="Times New Roman"/>
-                <w:b w:val="0"/>
-                <w:i w:val="0"/>
-                <w:sz w:val="20"/>
-              </w:rPr>
-              <w:t>Citizen features complete</w:t>
+            <w:tcW w:type="dxa" w:w="1872"/>
+          </w:tcPr>
+          <w:p>
+            <w:pPr>
+              <w:spacing w:before="40" w:after="40" w:line="240" w:lineRule="auto"/>
+            </w:pPr>
+            <w:r/>
+            <w:r>
+              <w:rPr>
+                <w:rFonts w:ascii="Times New Roman" w:hAnsi="Times New Roman" w:eastAsia="Times New Roman"/>
+                <w:b w:val="0"/>
+                <w:i w:val="0"/>
+                <w:sz w:val="20"/>
+              </w:rPr>
+              <w:t>26 July–1 August 2026</w:t>
+            </w:r>
+          </w:p>
+        </w:tc>
+        <w:tc>
+          <w:tcPr>
+            <w:tcW w:type="dxa" w:w="1872"/>
+          </w:tcPr>
+          <w:p>
+            <w:pPr>
+              <w:spacing w:before="40" w:after="40" w:line="240" w:lineRule="auto"/>
+            </w:pPr>
+            <w:r/>
+            <w:r>
+              <w:rPr>
+                <w:rFonts w:ascii="Times New Roman" w:hAnsi="Times New Roman" w:eastAsia="Times New Roman"/>
+                <w:b w:val="0"/>
+                <w:i w:val="0"/>
+                <w:sz w:val="20"/>
+              </w:rPr>
+              <w:t>Frontend Citizen &amp; Admin</w:t>
+            </w:r>
+          </w:p>
+        </w:tc>
+        <w:tc>
+          <w:tcPr>
+            <w:tcW w:type="dxa" w:w="1872"/>
+          </w:tcPr>
+          <w:p>
+            <w:pPr>
+              <w:spacing w:before="40" w:after="40" w:line="240" w:lineRule="auto"/>
+            </w:pPr>
+            <w:r/>
+            <w:r>
+              <w:rPr>
+                <w:rFonts w:ascii="Times New Roman" w:hAnsi="Times New Roman" w:eastAsia="Times New Roman"/>
+                <w:b w:val="0"/>
+                <w:i w:val="0"/>
+                <w:sz w:val="20"/>
+              </w:rPr>
+              <w:t>Submit/edit/track complaints; start admin dashboard</w:t>
+            </w:r>
+          </w:p>
+        </w:tc>
+        <w:tc>
+          <w:tcPr>
+            <w:tcW w:type="dxa" w:w="1872"/>
+          </w:tcPr>
+          <w:p>
+            <w:pPr>
+              <w:spacing w:before="40" w:after="40" w:line="240" w:lineRule="auto"/>
+            </w:pPr>
+            <w:r/>
+            <w:r>
+              <w:rPr>
+                <w:rFonts w:ascii="Times New Roman" w:hAnsi="Times New Roman" w:eastAsia="Times New Roman"/>
+                <w:b w:val="0"/>
+                <w:i w:val="0"/>
+                <w:sz w:val="20"/>
+              </w:rPr>
+              <w:t>Citizen features; admin in progress</w:t>
             </w:r>
           </w:p>
         </w:tc>
@@ -19331,7 +19792,7 @@
       <w:tr>
         <w:tc>
           <w:tcPr>
-            <w:tcW w:type="dxa" w:w="2340"/>
+            <w:tcW w:type="dxa" w:w="1872"/>
           </w:tcPr>
           <w:p>
             <w:pPr>
@@ -19351,61 +19812,81 @@
         </w:tc>
         <w:tc>
           <w:tcPr>
-            <w:tcW w:type="dxa" w:w="2340"/>
-          </w:tcPr>
-          <w:p>
-            <w:pPr>
-              <w:spacing w:before="40" w:after="40" w:line="240" w:lineRule="auto"/>
-            </w:pPr>
-            <w:r/>
-            <w:r>
-              <w:rPr>
-                <w:rFonts w:ascii="Times New Roman" w:hAnsi="Times New Roman" w:eastAsia="Times New Roman"/>
-                <w:b w:val="0"/>
-                <w:i w:val="0"/>
-                <w:sz w:val="20"/>
-              </w:rPr>
-              <w:t>Frontend Admin</w:t>
-            </w:r>
-          </w:p>
-        </w:tc>
-        <w:tc>
-          <w:tcPr>
-            <w:tcW w:type="dxa" w:w="2340"/>
-          </w:tcPr>
-          <w:p>
-            <w:pPr>
-              <w:spacing w:before="40" w:after="40" w:line="240" w:lineRule="auto"/>
-            </w:pPr>
-            <w:r/>
-            <w:r>
-              <w:rPr>
-                <w:rFonts w:ascii="Times New Roman" w:hAnsi="Times New Roman" w:eastAsia="Times New Roman"/>
-                <w:b w:val="0"/>
-                <w:i w:val="0"/>
-                <w:sz w:val="20"/>
-              </w:rPr>
-              <w:t>Admin dashboard, user/dept management, assignment</w:t>
-            </w:r>
-          </w:p>
-        </w:tc>
-        <w:tc>
-          <w:tcPr>
-            <w:tcW w:type="dxa" w:w="2340"/>
-          </w:tcPr>
-          <w:p>
-            <w:pPr>
-              <w:spacing w:before="40" w:after="40" w:line="240" w:lineRule="auto"/>
-            </w:pPr>
-            <w:r/>
-            <w:r>
-              <w:rPr>
-                <w:rFonts w:ascii="Times New Roman" w:hAnsi="Times New Roman" w:eastAsia="Times New Roman"/>
-                <w:b w:val="0"/>
-                <w:i w:val="0"/>
-                <w:sz w:val="20"/>
-              </w:rPr>
-              <w:t>Admin UI complete</w:t>
+            <w:tcW w:type="dxa" w:w="1872"/>
+          </w:tcPr>
+          <w:p>
+            <w:pPr>
+              <w:spacing w:before="40" w:after="40" w:line="240" w:lineRule="auto"/>
+            </w:pPr>
+            <w:r/>
+            <w:r>
+              <w:rPr>
+                <w:rFonts w:ascii="Times New Roman" w:hAnsi="Times New Roman" w:eastAsia="Times New Roman"/>
+                <w:b w:val="0"/>
+                <w:i w:val="0"/>
+                <w:sz w:val="20"/>
+              </w:rPr>
+              <w:t>2–8 August 2026</w:t>
+            </w:r>
+          </w:p>
+        </w:tc>
+        <w:tc>
+          <w:tcPr>
+            <w:tcW w:type="dxa" w:w="1872"/>
+          </w:tcPr>
+          <w:p>
+            <w:pPr>
+              <w:spacing w:before="40" w:after="40" w:line="240" w:lineRule="auto"/>
+            </w:pPr>
+            <w:r/>
+            <w:r>
+              <w:rPr>
+                <w:rFonts w:ascii="Times New Roman" w:hAnsi="Times New Roman" w:eastAsia="Times New Roman"/>
+                <w:b w:val="0"/>
+                <w:i w:val="0"/>
+                <w:sz w:val="20"/>
+              </w:rPr>
+              <w:t>Frontend Admin &amp; Officer</w:t>
+            </w:r>
+          </w:p>
+        </w:tc>
+        <w:tc>
+          <w:tcPr>
+            <w:tcW w:type="dxa" w:w="1872"/>
+          </w:tcPr>
+          <w:p>
+            <w:pPr>
+              <w:spacing w:before="40" w:after="40" w:line="240" w:lineRule="auto"/>
+            </w:pPr>
+            <w:r/>
+            <w:r>
+              <w:rPr>
+                <w:rFonts w:ascii="Times New Roman" w:hAnsi="Times New Roman" w:eastAsia="Times New Roman"/>
+                <w:b w:val="0"/>
+                <w:i w:val="0"/>
+                <w:sz w:val="20"/>
+              </w:rPr>
+              <w:t>User/dept management, assignment; officer queue</w:t>
+            </w:r>
+          </w:p>
+        </w:tc>
+        <w:tc>
+          <w:tcPr>
+            <w:tcW w:type="dxa" w:w="1872"/>
+          </w:tcPr>
+          <w:p>
+            <w:pPr>
+              <w:spacing w:before="40" w:after="40" w:line="240" w:lineRule="auto"/>
+            </w:pPr>
+            <w:r/>
+            <w:r>
+              <w:rPr>
+                <w:rFonts w:ascii="Times New Roman" w:hAnsi="Times New Roman" w:eastAsia="Times New Roman"/>
+                <w:b w:val="0"/>
+                <w:i w:val="0"/>
+                <w:sz w:val="20"/>
+              </w:rPr>
+              <w:t>Admin and officer UIs complete</w:t>
             </w:r>
           </w:p>
         </w:tc>
@@ -19413,7 +19894,7 @@
       <w:tr>
         <w:tc>
           <w:tcPr>
-            <w:tcW w:type="dxa" w:w="2340"/>
+            <w:tcW w:type="dxa" w:w="1872"/>
           </w:tcPr>
           <w:p>
             <w:pPr>
@@ -19433,225 +19914,81 @@
         </w:tc>
         <w:tc>
           <w:tcPr>
-            <w:tcW w:type="dxa" w:w="2340"/>
-          </w:tcPr>
-          <w:p>
-            <w:pPr>
-              <w:spacing w:before="40" w:after="40" w:line="240" w:lineRule="auto"/>
-            </w:pPr>
-            <w:r/>
-            <w:r>
-              <w:rPr>
-                <w:rFonts w:ascii="Times New Roman" w:hAnsi="Times New Roman" w:eastAsia="Times New Roman"/>
-                <w:b w:val="0"/>
-                <w:i w:val="0"/>
-                <w:sz w:val="20"/>
-              </w:rPr>
-              <w:t>Frontend Officer</w:t>
-            </w:r>
-          </w:p>
-        </w:tc>
-        <w:tc>
-          <w:tcPr>
-            <w:tcW w:type="dxa" w:w="2340"/>
-          </w:tcPr>
-          <w:p>
-            <w:pPr>
-              <w:spacing w:before="40" w:after="40" w:line="240" w:lineRule="auto"/>
-            </w:pPr>
-            <w:r/>
-            <w:r>
-              <w:rPr>
-                <w:rFonts w:ascii="Times New Roman" w:hAnsi="Times New Roman" w:eastAsia="Times New Roman"/>
-                <w:b w:val="0"/>
-                <w:i w:val="0"/>
-                <w:sz w:val="20"/>
-              </w:rPr>
-              <w:t>Officer dashboard, process assigned items</w:t>
-            </w:r>
-          </w:p>
-        </w:tc>
-        <w:tc>
-          <w:tcPr>
-            <w:tcW w:type="dxa" w:w="2340"/>
-          </w:tcPr>
-          <w:p>
-            <w:pPr>
-              <w:spacing w:before="40" w:after="40" w:line="240" w:lineRule="auto"/>
-            </w:pPr>
-            <w:r/>
-            <w:r>
-              <w:rPr>
-                <w:rFonts w:ascii="Times New Roman" w:hAnsi="Times New Roman" w:eastAsia="Times New Roman"/>
-                <w:b w:val="0"/>
-                <w:i w:val="0"/>
-                <w:sz w:val="20"/>
-              </w:rPr>
-              <w:t>Officer UI complete</w:t>
-            </w:r>
-          </w:p>
-        </w:tc>
-      </w:tr>
-      <w:tr>
-        <w:tc>
-          <w:tcPr>
-            <w:tcW w:type="dxa" w:w="2340"/>
-          </w:tcPr>
-          <w:p>
-            <w:pPr>
-              <w:spacing w:before="40" w:after="40" w:line="240" w:lineRule="auto"/>
-            </w:pPr>
-            <w:r/>
-            <w:r>
-              <w:rPr>
-                <w:rFonts w:ascii="Times New Roman" w:hAnsi="Times New Roman" w:eastAsia="Times New Roman"/>
-                <w:b w:val="0"/>
-                <w:i w:val="0"/>
-                <w:sz w:val="20"/>
-              </w:rPr>
-              <w:t>11</w:t>
-            </w:r>
-          </w:p>
-        </w:tc>
-        <w:tc>
-          <w:tcPr>
-            <w:tcW w:type="dxa" w:w="2340"/>
-          </w:tcPr>
-          <w:p>
-            <w:pPr>
-              <w:spacing w:before="40" w:after="40" w:line="240" w:lineRule="auto"/>
-            </w:pPr>
-            <w:r/>
-            <w:r>
-              <w:rPr>
-                <w:rFonts w:ascii="Times New Roman" w:hAnsi="Times New Roman" w:eastAsia="Times New Roman"/>
-                <w:b w:val="0"/>
-                <w:i w:val="0"/>
-                <w:sz w:val="20"/>
-              </w:rPr>
-              <w:t>Testing</w:t>
-            </w:r>
-          </w:p>
-        </w:tc>
-        <w:tc>
-          <w:tcPr>
-            <w:tcW w:type="dxa" w:w="2340"/>
-          </w:tcPr>
-          <w:p>
-            <w:pPr>
-              <w:spacing w:before="40" w:after="40" w:line="240" w:lineRule="auto"/>
-            </w:pPr>
-            <w:r/>
-            <w:r>
-              <w:rPr>
-                <w:rFonts w:ascii="Times New Roman" w:hAnsi="Times New Roman" w:eastAsia="Times New Roman"/>
-                <w:b w:val="0"/>
-                <w:i w:val="0"/>
-                <w:sz w:val="20"/>
-              </w:rPr>
-              <w:t>Manual/API testing, UAT, bug fixes</w:t>
-            </w:r>
-          </w:p>
-        </w:tc>
-        <w:tc>
-          <w:tcPr>
-            <w:tcW w:type="dxa" w:w="2340"/>
-          </w:tcPr>
-          <w:p>
-            <w:pPr>
-              <w:spacing w:before="40" w:after="40" w:line="240" w:lineRule="auto"/>
-            </w:pPr>
-            <w:r/>
-            <w:r>
-              <w:rPr>
-                <w:rFonts w:ascii="Times New Roman" w:hAnsi="Times New Roman" w:eastAsia="Times New Roman"/>
-                <w:b w:val="0"/>
-                <w:i w:val="0"/>
-                <w:sz w:val="20"/>
-              </w:rPr>
-              <w:t>Test report</w:t>
-            </w:r>
-          </w:p>
-        </w:tc>
-      </w:tr>
-      <w:tr>
-        <w:tc>
-          <w:tcPr>
-            <w:tcW w:type="dxa" w:w="2340"/>
-          </w:tcPr>
-          <w:p>
-            <w:pPr>
-              <w:spacing w:before="40" w:after="40" w:line="240" w:lineRule="auto"/>
-            </w:pPr>
-            <w:r/>
-            <w:r>
-              <w:rPr>
-                <w:rFonts w:ascii="Times New Roman" w:hAnsi="Times New Roman" w:eastAsia="Times New Roman"/>
-                <w:b w:val="0"/>
-                <w:i w:val="0"/>
-                <w:sz w:val="20"/>
-              </w:rPr>
-              <w:t>12</w:t>
-            </w:r>
-          </w:p>
-        </w:tc>
-        <w:tc>
-          <w:tcPr>
-            <w:tcW w:type="dxa" w:w="2340"/>
-          </w:tcPr>
-          <w:p>
-            <w:pPr>
-              <w:spacing w:before="40" w:after="40" w:line="240" w:lineRule="auto"/>
-            </w:pPr>
-            <w:r/>
-            <w:r>
-              <w:rPr>
-                <w:rFonts w:ascii="Times New Roman" w:hAnsi="Times New Roman" w:eastAsia="Times New Roman"/>
-                <w:b w:val="0"/>
-                <w:i w:val="0"/>
-                <w:sz w:val="20"/>
-              </w:rPr>
-              <w:t>Deployment</w:t>
-            </w:r>
-          </w:p>
-        </w:tc>
-        <w:tc>
-          <w:tcPr>
-            <w:tcW w:type="dxa" w:w="2340"/>
-          </w:tcPr>
-          <w:p>
-            <w:pPr>
-              <w:spacing w:before="40" w:after="40" w:line="240" w:lineRule="auto"/>
-            </w:pPr>
-            <w:r/>
-            <w:r>
-              <w:rPr>
-                <w:rFonts w:ascii="Times New Roman" w:hAnsi="Times New Roman" w:eastAsia="Times New Roman"/>
-                <w:b w:val="0"/>
-                <w:i w:val="0"/>
-                <w:sz w:val="20"/>
-              </w:rPr>
-              <w:t>Deploy backend and frontend, documentation, final report</w:t>
-            </w:r>
-          </w:p>
-        </w:tc>
-        <w:tc>
-          <w:tcPr>
-            <w:tcW w:type="dxa" w:w="2340"/>
-          </w:tcPr>
-          <w:p>
-            <w:pPr>
-              <w:spacing w:before="40" w:after="40" w:line="240" w:lineRule="auto"/>
-            </w:pPr>
-            <w:r/>
-            <w:r>
-              <w:rPr>
-                <w:rFonts w:ascii="Times New Roman" w:hAnsi="Times New Roman" w:eastAsia="Times New Roman"/>
-                <w:b w:val="0"/>
-                <w:i w:val="0"/>
-                <w:sz w:val="20"/>
-              </w:rPr>
-              <w:t>Live system + report</w:t>
+            <w:tcW w:type="dxa" w:w="1872"/>
+          </w:tcPr>
+          <w:p>
+            <w:pPr>
+              <w:spacing w:before="40" w:after="40" w:line="240" w:lineRule="auto"/>
+            </w:pPr>
+            <w:r/>
+            <w:r>
+              <w:rPr>
+                <w:rFonts w:ascii="Times New Roman" w:hAnsi="Times New Roman" w:eastAsia="Times New Roman"/>
+                <w:b w:val="0"/>
+                <w:i w:val="0"/>
+                <w:sz w:val="20"/>
+              </w:rPr>
+              <w:t>9–16 August 2026</w:t>
+            </w:r>
+          </w:p>
+        </w:tc>
+        <w:tc>
+          <w:tcPr>
+            <w:tcW w:type="dxa" w:w="1872"/>
+          </w:tcPr>
+          <w:p>
+            <w:pPr>
+              <w:spacing w:before="40" w:after="40" w:line="240" w:lineRule="auto"/>
+            </w:pPr>
+            <w:r/>
+            <w:r>
+              <w:rPr>
+                <w:rFonts w:ascii="Times New Roman" w:hAnsi="Times New Roman" w:eastAsia="Times New Roman"/>
+                <w:b w:val="0"/>
+                <w:i w:val="0"/>
+                <w:sz w:val="20"/>
+              </w:rPr>
+              <w:t>Testing, deployment &amp; documentation</w:t>
+            </w:r>
+          </w:p>
+        </w:tc>
+        <w:tc>
+          <w:tcPr>
+            <w:tcW w:type="dxa" w:w="1872"/>
+          </w:tcPr>
+          <w:p>
+            <w:pPr>
+              <w:spacing w:before="40" w:after="40" w:line="240" w:lineRule="auto"/>
+            </w:pPr>
+            <w:r/>
+            <w:r>
+              <w:rPr>
+                <w:rFonts w:ascii="Times New Roman" w:hAnsi="Times New Roman" w:eastAsia="Times New Roman"/>
+                <w:b w:val="0"/>
+                <w:i w:val="0"/>
+                <w:sz w:val="20"/>
+              </w:rPr>
+              <w:t>Manual/API testing, UAT, bug fixes, documentation, final report</w:t>
+            </w:r>
+          </w:p>
+        </w:tc>
+        <w:tc>
+          <w:tcPr>
+            <w:tcW w:type="dxa" w:w="1872"/>
+          </w:tcPr>
+          <w:p>
+            <w:pPr>
+              <w:spacing w:before="40" w:after="40" w:line="240" w:lineRule="auto"/>
+            </w:pPr>
+            <w:r/>
+            <w:r>
+              <w:rPr>
+                <w:rFonts w:ascii="Times New Roman" w:hAnsi="Times New Roman" w:eastAsia="Times New Roman"/>
+                <w:b w:val="0"/>
+                <w:i w:val="0"/>
+                <w:sz w:val="20"/>
+              </w:rPr>
+              <w:t>Tested system + report (finished 16 August 2026)</w:t>
             </w:r>
           </w:p>
         </w:tc>
@@ -19682,8 +20019,8 @@
       <w:r>
         <w:drawing>
           <wp:inline xmlns:a="http://schemas.openxmlformats.org/drawingml/2006/main" xmlns:pic="http://schemas.openxmlformats.org/drawingml/2006/picture">
-            <wp:extent cx="5669280" cy="2551176"/>
-            <wp:docPr id="6" name="Picture 6"/>
+            <wp:extent cx="5669280" cy="2622042"/>
+            <wp:docPr id="7" name="Picture 7"/>
             <wp:cNvGraphicFramePr>
               <a:graphicFrameLocks noChangeAspect="1"/>
             </wp:cNvGraphicFramePr>
@@ -19695,7 +20032,7 @@
                     <pic:cNvPicPr/>
                   </pic:nvPicPr>
                   <pic:blipFill>
-                    <a:blip r:embed="rId17"/>
+                    <a:blip r:embed="rId20"/>
                     <a:stretch>
                       <a:fillRect/>
                     </a:stretch>
@@ -19703,7 +20040,7 @@
                   <pic:spPr>
                     <a:xfrm>
                       <a:off x="0" y="0"/>
-                      <a:ext cx="5669280" cy="2551176"/>
+                      <a:ext cx="5669280" cy="2622042"/>
                     </a:xfrm>
                     <a:prstGeom prst="rect"/>
                   </pic:spPr>
@@ -19726,7 +20063,7 @@
           <w:i/>
           <w:sz w:val="20"/>
         </w:rPr>
-        <w:t>Figure 3.1: Planned 12-week schedule (complaint system)</w:t>
+        <w:t>Figure 3.1: Actual 10-week schedule, 7 June–16 August 2026 (complaint system)</w:t>
       </w:r>
     </w:p>
     <w:p>
@@ -21021,7 +21358,7 @@
         <w:drawing>
           <wp:inline xmlns:a="http://schemas.openxmlformats.org/drawingml/2006/main" xmlns:pic="http://schemas.openxmlformats.org/drawingml/2006/picture">
             <wp:extent cx="5669280" cy="1842516"/>
-            <wp:docPr id="7" name="Picture 7"/>
+            <wp:docPr id="8" name="Picture 8"/>
             <wp:cNvGraphicFramePr>
               <a:graphicFrameLocks noChangeAspect="1"/>
             </wp:cNvGraphicFramePr>
@@ -21033,7 +21370,7 @@
                     <pic:cNvPicPr/>
                   </pic:nvPicPr>
                   <pic:blipFill>
-                    <a:blip r:embed="rId18"/>
+                    <a:blip r:embed="rId21"/>
                     <a:stretch>
                       <a:fillRect/>
                     </a:stretch>
@@ -21537,6 +21874,9 @@
       <w:pPr>
         <w:spacing w:before="320" w:after="160" w:line="276" w:lineRule="auto"/>
         <w:jc w:val="left"/>
+        <w:pBdr>
+          <w:bottom w:val="single" w:sz="12" w:space="1" w:color="C8870A"/>
+        </w:pBdr>
       </w:pPr>
       <w:r>
         <w:rPr>
@@ -21938,7 +22278,7 @@
         <w:drawing>
           <wp:inline xmlns:a="http://schemas.openxmlformats.org/drawingml/2006/main" xmlns:pic="http://schemas.openxmlformats.org/drawingml/2006/picture">
             <wp:extent cx="5669280" cy="2795885"/>
-            <wp:docPr id="8" name="Picture 8"/>
+            <wp:docPr id="9" name="Picture 9"/>
             <wp:cNvGraphicFramePr>
               <a:graphicFrameLocks noChangeAspect="1"/>
             </wp:cNvGraphicFramePr>
@@ -21950,7 +22290,7 @@
                     <pic:cNvPicPr/>
                   </pic:nvPicPr>
                   <pic:blipFill>
-                    <a:blip r:embed="rId19"/>
+                    <a:blip r:embed="rId22"/>
                     <a:stretch>
                       <a:fillRect/>
                     </a:stretch>
@@ -21993,7 +22333,7 @@
         <w:drawing>
           <wp:inline xmlns:a="http://schemas.openxmlformats.org/drawingml/2006/main" xmlns:pic="http://schemas.openxmlformats.org/drawingml/2006/picture">
             <wp:extent cx="5669280" cy="2862322"/>
-            <wp:docPr id="9" name="Picture 9"/>
+            <wp:docPr id="10" name="Picture 10"/>
             <wp:cNvGraphicFramePr>
               <a:graphicFrameLocks noChangeAspect="1"/>
             </wp:cNvGraphicFramePr>
@@ -22005,7 +22345,7 @@
                     <pic:cNvPicPr/>
                   </pic:nvPicPr>
                   <pic:blipFill>
-                    <a:blip r:embed="rId20"/>
+                    <a:blip r:embed="rId23"/>
                     <a:stretch>
                       <a:fillRect/>
                     </a:stretch>
@@ -22048,7 +22388,7 @@
         <w:drawing>
           <wp:inline xmlns:a="http://schemas.openxmlformats.org/drawingml/2006/main" xmlns:pic="http://schemas.openxmlformats.org/drawingml/2006/picture">
             <wp:extent cx="5669280" cy="2840176"/>
-            <wp:docPr id="10" name="Picture 10"/>
+            <wp:docPr id="11" name="Picture 11"/>
             <wp:cNvGraphicFramePr>
               <a:graphicFrameLocks noChangeAspect="1"/>
             </wp:cNvGraphicFramePr>
@@ -22060,7 +22400,7 @@
                     <pic:cNvPicPr/>
                   </pic:nvPicPr>
                   <pic:blipFill>
-                    <a:blip r:embed="rId21"/>
+                    <a:blip r:embed="rId24"/>
                     <a:stretch>
                       <a:fillRect/>
                     </a:stretch>
@@ -22314,7 +22654,7 @@
         <w:drawing>
           <wp:inline xmlns:a="http://schemas.openxmlformats.org/drawingml/2006/main" xmlns:pic="http://schemas.openxmlformats.org/drawingml/2006/picture">
             <wp:extent cx="5669280" cy="2823567"/>
-            <wp:docPr id="11" name="Picture 11"/>
+            <wp:docPr id="12" name="Picture 12"/>
             <wp:cNvGraphicFramePr>
               <a:graphicFrameLocks noChangeAspect="1"/>
             </wp:cNvGraphicFramePr>
@@ -22326,7 +22666,7 @@
                     <pic:cNvPicPr/>
                   </pic:nvPicPr>
                   <pic:blipFill>
-                    <a:blip r:embed="rId22"/>
+                    <a:blip r:embed="rId25"/>
                     <a:stretch>
                       <a:fillRect/>
                     </a:stretch>
@@ -22369,7 +22709,7 @@
         <w:drawing>
           <wp:inline xmlns:a="http://schemas.openxmlformats.org/drawingml/2006/main" xmlns:pic="http://schemas.openxmlformats.org/drawingml/2006/picture">
             <wp:extent cx="5669280" cy="2856786"/>
-            <wp:docPr id="12" name="Picture 12"/>
+            <wp:docPr id="13" name="Picture 13"/>
             <wp:cNvGraphicFramePr>
               <a:graphicFrameLocks noChangeAspect="1"/>
             </wp:cNvGraphicFramePr>
@@ -22381,7 +22721,7 @@
                     <pic:cNvPicPr/>
                   </pic:nvPicPr>
                   <pic:blipFill>
-                    <a:blip r:embed="rId23"/>
+                    <a:blip r:embed="rId26"/>
                     <a:stretch>
                       <a:fillRect/>
                     </a:stretch>
@@ -22424,7 +22764,7 @@
         <w:drawing>
           <wp:inline xmlns:a="http://schemas.openxmlformats.org/drawingml/2006/main" xmlns:pic="http://schemas.openxmlformats.org/drawingml/2006/picture">
             <wp:extent cx="5669280" cy="2873395"/>
-            <wp:docPr id="13" name="Picture 13"/>
+            <wp:docPr id="14" name="Picture 14"/>
             <wp:cNvGraphicFramePr>
               <a:graphicFrameLocks noChangeAspect="1"/>
             </wp:cNvGraphicFramePr>
@@ -22436,7 +22776,7 @@
                     <pic:cNvPicPr/>
                   </pic:nvPicPr>
                   <pic:blipFill>
-                    <a:blip r:embed="rId24"/>
+                    <a:blip r:embed="rId27"/>
                     <a:stretch>
                       <a:fillRect/>
                     </a:stretch>
@@ -22479,7 +22819,7 @@
         <w:drawing>
           <wp:inline xmlns:a="http://schemas.openxmlformats.org/drawingml/2006/main" xmlns:pic="http://schemas.openxmlformats.org/drawingml/2006/picture">
             <wp:extent cx="5669280" cy="2801422"/>
-            <wp:docPr id="14" name="Picture 14"/>
+            <wp:docPr id="15" name="Picture 15"/>
             <wp:cNvGraphicFramePr>
               <a:graphicFrameLocks noChangeAspect="1"/>
             </wp:cNvGraphicFramePr>
@@ -22491,7 +22831,7 @@
                     <pic:cNvPicPr/>
                   </pic:nvPicPr>
                   <pic:blipFill>
-                    <a:blip r:embed="rId25"/>
+                    <a:blip r:embed="rId28"/>
                     <a:stretch>
                       <a:fillRect/>
                     </a:stretch>
@@ -22534,7 +22874,7 @@
         <w:drawing>
           <wp:inline xmlns:a="http://schemas.openxmlformats.org/drawingml/2006/main" xmlns:pic="http://schemas.openxmlformats.org/drawingml/2006/picture">
             <wp:extent cx="5669280" cy="2851249"/>
-            <wp:docPr id="15" name="Picture 15"/>
+            <wp:docPr id="16" name="Picture 16"/>
             <wp:cNvGraphicFramePr>
               <a:graphicFrameLocks noChangeAspect="1"/>
             </wp:cNvGraphicFramePr>
@@ -22546,7 +22886,7 @@
                     <pic:cNvPicPr/>
                   </pic:nvPicPr>
                   <pic:blipFill>
-                    <a:blip r:embed="rId26"/>
+                    <a:blip r:embed="rId29"/>
                     <a:stretch>
                       <a:fillRect/>
                     </a:stretch>
@@ -22746,7 +23086,7 @@
         <w:drawing>
           <wp:inline xmlns:a="http://schemas.openxmlformats.org/drawingml/2006/main" xmlns:pic="http://schemas.openxmlformats.org/drawingml/2006/picture">
             <wp:extent cx="5669280" cy="2790349"/>
-            <wp:docPr id="16" name="Picture 16"/>
+            <wp:docPr id="17" name="Picture 17"/>
             <wp:cNvGraphicFramePr>
               <a:graphicFrameLocks noChangeAspect="1"/>
             </wp:cNvGraphicFramePr>
@@ -22758,7 +23098,7 @@
                     <pic:cNvPicPr/>
                   </pic:nvPicPr>
                   <pic:blipFill>
-                    <a:blip r:embed="rId27"/>
+                    <a:blip r:embed="rId30"/>
                     <a:stretch>
                       <a:fillRect/>
                     </a:stretch>
@@ -22801,7 +23141,7 @@
         <w:drawing>
           <wp:inline xmlns:a="http://schemas.openxmlformats.org/drawingml/2006/main" xmlns:pic="http://schemas.openxmlformats.org/drawingml/2006/picture">
             <wp:extent cx="5669280" cy="2790349"/>
-            <wp:docPr id="17" name="Picture 17"/>
+            <wp:docPr id="18" name="Picture 18"/>
             <wp:cNvGraphicFramePr>
               <a:graphicFrameLocks noChangeAspect="1"/>
             </wp:cNvGraphicFramePr>
@@ -22813,7 +23153,7 @@
                     <pic:cNvPicPr/>
                   </pic:nvPicPr>
                   <pic:blipFill>
-                    <a:blip r:embed="rId28"/>
+                    <a:blip r:embed="rId31"/>
                     <a:stretch>
                       <a:fillRect/>
                     </a:stretch>
@@ -22856,7 +23196,7 @@
         <w:drawing>
           <wp:inline xmlns:a="http://schemas.openxmlformats.org/drawingml/2006/main" xmlns:pic="http://schemas.openxmlformats.org/drawingml/2006/picture">
             <wp:extent cx="5669280" cy="2768203"/>
-            <wp:docPr id="18" name="Picture 18"/>
+            <wp:docPr id="19" name="Picture 19"/>
             <wp:cNvGraphicFramePr>
               <a:graphicFrameLocks noChangeAspect="1"/>
             </wp:cNvGraphicFramePr>
@@ -22868,7 +23208,7 @@
                     <pic:cNvPicPr/>
                   </pic:nvPicPr>
                   <pic:blipFill>
-                    <a:blip r:embed="rId29"/>
+                    <a:blip r:embed="rId32"/>
                     <a:stretch>
                       <a:fillRect/>
                     </a:stretch>
@@ -23140,7 +23480,7 @@
         <w:drawing>
           <wp:inline xmlns:a="http://schemas.openxmlformats.org/drawingml/2006/main" xmlns:pic="http://schemas.openxmlformats.org/drawingml/2006/picture">
             <wp:extent cx="5669280" cy="2812494"/>
-            <wp:docPr id="19" name="Picture 19"/>
+            <wp:docPr id="20" name="Picture 20"/>
             <wp:cNvGraphicFramePr>
               <a:graphicFrameLocks noChangeAspect="1"/>
             </wp:cNvGraphicFramePr>
@@ -23149,171 +23489,6 @@
                 <pic:pic>
                   <pic:nvPicPr>
                     <pic:cNvPr id="0" name="admin-dashboard.png"/>
-                    <pic:cNvPicPr/>
-                  </pic:nvPicPr>
-                  <pic:blipFill>
-                    <a:blip r:embed="rId30"/>
-                    <a:stretch>
-                      <a:fillRect/>
-                    </a:stretch>
-                  </pic:blipFill>
-                  <pic:spPr>
-                    <a:xfrm>
-                      <a:off x="0" y="0"/>
-                      <a:ext cx="5669280" cy="2812494"/>
-                    </a:xfrm>
-                    <a:prstGeom prst="rect"/>
-                  </pic:spPr>
-                </pic:pic>
-              </a:graphicData>
-            </a:graphic>
-          </wp:inline>
-        </w:drawing>
-      </w:r>
-    </w:p>
-    <w:p>
-      <w:pPr>
-        <w:spacing w:before="0" w:after="160" w:line="276" w:lineRule="auto"/>
-        <w:jc w:val="center"/>
-      </w:pPr>
-      <w:r>
-        <w:rPr>
-          <w:rFonts w:ascii="Times New Roman" w:hAnsi="Times New Roman" w:eastAsia="Times New Roman"/>
-          <w:b w:val="0"/>
-          <w:i/>
-          <w:sz w:val="20"/>
-        </w:rPr>
-        <w:t>Figure 4.12: Admin dashboard — overview of citizen complaints and recent pending cases</w:t>
-      </w:r>
-    </w:p>
-    <w:p>
-      <w:pPr>
-        <w:spacing w:before="160" w:after="80" w:line="276" w:lineRule="auto"/>
-        <w:jc w:val="center"/>
-      </w:pPr>
-      <w:r>
-        <w:drawing>
-          <wp:inline xmlns:a="http://schemas.openxmlformats.org/drawingml/2006/main" xmlns:pic="http://schemas.openxmlformats.org/drawingml/2006/picture">
-            <wp:extent cx="5669280" cy="2829104"/>
-            <wp:docPr id="20" name="Picture 20"/>
-            <wp:cNvGraphicFramePr>
-              <a:graphicFrameLocks noChangeAspect="1"/>
-            </wp:cNvGraphicFramePr>
-            <a:graphic>
-              <a:graphicData uri="http://schemas.openxmlformats.org/drawingml/2006/picture">
-                <pic:pic>
-                  <pic:nvPicPr>
-                    <pic:cNvPr id="0" name="admin-complaints.png"/>
-                    <pic:cNvPicPr/>
-                  </pic:nvPicPr>
-                  <pic:blipFill>
-                    <a:blip r:embed="rId31"/>
-                    <a:stretch>
-                      <a:fillRect/>
-                    </a:stretch>
-                  </pic:blipFill>
-                  <pic:spPr>
-                    <a:xfrm>
-                      <a:off x="0" y="0"/>
-                      <a:ext cx="5669280" cy="2829104"/>
-                    </a:xfrm>
-                    <a:prstGeom prst="rect"/>
-                  </pic:spPr>
-                </pic:pic>
-              </a:graphicData>
-            </a:graphic>
-          </wp:inline>
-        </w:drawing>
-      </w:r>
-    </w:p>
-    <w:p>
-      <w:pPr>
-        <w:spacing w:before="0" w:after="160" w:line="276" w:lineRule="auto"/>
-        <w:jc w:val="center"/>
-      </w:pPr>
-      <w:r>
-        <w:rPr>
-          <w:rFonts w:ascii="Times New Roman" w:hAnsi="Times New Roman" w:eastAsia="Times New Roman"/>
-          <w:b w:val="0"/>
-          <w:i/>
-          <w:sz w:val="20"/>
-        </w:rPr>
-        <w:t>Figure 4.13: Manage Complaints — search, status filter, CMP- IDs, View</w:t>
-      </w:r>
-    </w:p>
-    <w:p>
-      <w:pPr>
-        <w:spacing w:before="160" w:after="80" w:line="276" w:lineRule="auto"/>
-        <w:jc w:val="center"/>
-      </w:pPr>
-      <w:r>
-        <w:drawing>
-          <wp:inline xmlns:a="http://schemas.openxmlformats.org/drawingml/2006/main" xmlns:pic="http://schemas.openxmlformats.org/drawingml/2006/picture">
-            <wp:extent cx="5669280" cy="2840176"/>
-            <wp:docPr id="21" name="Picture 21"/>
-            <wp:cNvGraphicFramePr>
-              <a:graphicFrameLocks noChangeAspect="1"/>
-            </wp:cNvGraphicFramePr>
-            <a:graphic>
-              <a:graphicData uri="http://schemas.openxmlformats.org/drawingml/2006/picture">
-                <pic:pic>
-                  <pic:nvPicPr>
-                    <pic:cNvPr id="0" name="admin-users.png"/>
-                    <pic:cNvPicPr/>
-                  </pic:nvPicPr>
-                  <pic:blipFill>
-                    <a:blip r:embed="rId32"/>
-                    <a:stretch>
-                      <a:fillRect/>
-                    </a:stretch>
-                  </pic:blipFill>
-                  <pic:spPr>
-                    <a:xfrm>
-                      <a:off x="0" y="0"/>
-                      <a:ext cx="5669280" cy="2840176"/>
-                    </a:xfrm>
-                    <a:prstGeom prst="rect"/>
-                  </pic:spPr>
-                </pic:pic>
-              </a:graphicData>
-            </a:graphic>
-          </wp:inline>
-        </w:drawing>
-      </w:r>
-    </w:p>
-    <w:p>
-      <w:pPr>
-        <w:spacing w:before="0" w:after="160" w:line="276" w:lineRule="auto"/>
-        <w:jc w:val="center"/>
-      </w:pPr>
-      <w:r>
-        <w:rPr>
-          <w:rFonts w:ascii="Times New Roman" w:hAnsi="Times New Roman" w:eastAsia="Times New Roman"/>
-          <w:b w:val="0"/>
-          <w:i/>
-          <w:sz w:val="20"/>
-        </w:rPr>
-        <w:t>Figure 4.14: User Management — name, email, role, department, Active / Deactivate</w:t>
-      </w:r>
-    </w:p>
-    <w:p>
-      <w:pPr>
-        <w:spacing w:before="160" w:after="80" w:line="276" w:lineRule="auto"/>
-        <w:jc w:val="center"/>
-      </w:pPr>
-      <w:r>
-        <w:drawing>
-          <wp:inline xmlns:a="http://schemas.openxmlformats.org/drawingml/2006/main" xmlns:pic="http://schemas.openxmlformats.org/drawingml/2006/picture">
-            <wp:extent cx="5669280" cy="2812494"/>
-            <wp:docPr id="22" name="Picture 22"/>
-            <wp:cNvGraphicFramePr>
-              <a:graphicFrameLocks noChangeAspect="1"/>
-            </wp:cNvGraphicFramePr>
-            <a:graphic>
-              <a:graphicData uri="http://schemas.openxmlformats.org/drawingml/2006/picture">
-                <pic:pic>
-                  <pic:nvPicPr>
-                    <pic:cNvPr id="0" name="admin-reports.png"/>
                     <pic:cNvPicPr/>
                   </pic:nvPicPr>
                   <pic:blipFill>
@@ -23348,7 +23523,7 @@
           <w:i/>
           <w:sz w:val="20"/>
         </w:rPr>
-        <w:t>Figure 4.15: Reports — pending, in progress, resolved, rejected, closed, and complaints by category</w:t>
+        <w:t>Figure 4.12: Admin dashboard — overview of citizen complaints and recent pending cases</w:t>
       </w:r>
     </w:p>
     <w:p>
@@ -23359,8 +23534,8 @@
       <w:r>
         <w:drawing>
           <wp:inline xmlns:a="http://schemas.openxmlformats.org/drawingml/2006/main" xmlns:pic="http://schemas.openxmlformats.org/drawingml/2006/picture">
-            <wp:extent cx="5669280" cy="2840176"/>
-            <wp:docPr id="23" name="Picture 23"/>
+            <wp:extent cx="5669280" cy="2829104"/>
+            <wp:docPr id="21" name="Picture 21"/>
             <wp:cNvGraphicFramePr>
               <a:graphicFrameLocks noChangeAspect="1"/>
             </wp:cNvGraphicFramePr>
@@ -23368,11 +23543,66 @@
               <a:graphicData uri="http://schemas.openxmlformats.org/drawingml/2006/picture">
                 <pic:pic>
                   <pic:nvPicPr>
-                    <pic:cNvPr id="0" name="admin-activity.png"/>
+                    <pic:cNvPr id="0" name="admin-complaints.png"/>
                     <pic:cNvPicPr/>
                   </pic:nvPicPr>
                   <pic:blipFill>
                     <a:blip r:embed="rId34"/>
+                    <a:stretch>
+                      <a:fillRect/>
+                    </a:stretch>
+                  </pic:blipFill>
+                  <pic:spPr>
+                    <a:xfrm>
+                      <a:off x="0" y="0"/>
+                      <a:ext cx="5669280" cy="2829104"/>
+                    </a:xfrm>
+                    <a:prstGeom prst="rect"/>
+                  </pic:spPr>
+                </pic:pic>
+              </a:graphicData>
+            </a:graphic>
+          </wp:inline>
+        </w:drawing>
+      </w:r>
+    </w:p>
+    <w:p>
+      <w:pPr>
+        <w:spacing w:before="0" w:after="160" w:line="276" w:lineRule="auto"/>
+        <w:jc w:val="center"/>
+      </w:pPr>
+      <w:r>
+        <w:rPr>
+          <w:rFonts w:ascii="Times New Roman" w:hAnsi="Times New Roman" w:eastAsia="Times New Roman"/>
+          <w:b w:val="0"/>
+          <w:i/>
+          <w:sz w:val="20"/>
+        </w:rPr>
+        <w:t>Figure 4.13: Manage Complaints — search, status filter, CMP- IDs, View</w:t>
+      </w:r>
+    </w:p>
+    <w:p>
+      <w:pPr>
+        <w:spacing w:before="160" w:after="80" w:line="276" w:lineRule="auto"/>
+        <w:jc w:val="center"/>
+      </w:pPr>
+      <w:r>
+        <w:drawing>
+          <wp:inline xmlns:a="http://schemas.openxmlformats.org/drawingml/2006/main" xmlns:pic="http://schemas.openxmlformats.org/drawingml/2006/picture">
+            <wp:extent cx="5669280" cy="2840176"/>
+            <wp:docPr id="22" name="Picture 22"/>
+            <wp:cNvGraphicFramePr>
+              <a:graphicFrameLocks noChangeAspect="1"/>
+            </wp:cNvGraphicFramePr>
+            <a:graphic>
+              <a:graphicData uri="http://schemas.openxmlformats.org/drawingml/2006/picture">
+                <pic:pic>
+                  <pic:nvPicPr>
+                    <pic:cNvPr id="0" name="admin-users.png"/>
+                    <pic:cNvPicPr/>
+                  </pic:nvPicPr>
+                  <pic:blipFill>
+                    <a:blip r:embed="rId35"/>
                     <a:stretch>
                       <a:fillRect/>
                     </a:stretch>
@@ -23403,6 +23633,116 @@
           <w:i/>
           <w:sz w:val="20"/>
         </w:rPr>
+        <w:t>Figure 4.14: User Management — name, email, role, department, Active / Deactivate</w:t>
+      </w:r>
+    </w:p>
+    <w:p>
+      <w:pPr>
+        <w:spacing w:before="160" w:after="80" w:line="276" w:lineRule="auto"/>
+        <w:jc w:val="center"/>
+      </w:pPr>
+      <w:r>
+        <w:drawing>
+          <wp:inline xmlns:a="http://schemas.openxmlformats.org/drawingml/2006/main" xmlns:pic="http://schemas.openxmlformats.org/drawingml/2006/picture">
+            <wp:extent cx="5669280" cy="2812494"/>
+            <wp:docPr id="23" name="Picture 23"/>
+            <wp:cNvGraphicFramePr>
+              <a:graphicFrameLocks noChangeAspect="1"/>
+            </wp:cNvGraphicFramePr>
+            <a:graphic>
+              <a:graphicData uri="http://schemas.openxmlformats.org/drawingml/2006/picture">
+                <pic:pic>
+                  <pic:nvPicPr>
+                    <pic:cNvPr id="0" name="admin-reports.png"/>
+                    <pic:cNvPicPr/>
+                  </pic:nvPicPr>
+                  <pic:blipFill>
+                    <a:blip r:embed="rId36"/>
+                    <a:stretch>
+                      <a:fillRect/>
+                    </a:stretch>
+                  </pic:blipFill>
+                  <pic:spPr>
+                    <a:xfrm>
+                      <a:off x="0" y="0"/>
+                      <a:ext cx="5669280" cy="2812494"/>
+                    </a:xfrm>
+                    <a:prstGeom prst="rect"/>
+                  </pic:spPr>
+                </pic:pic>
+              </a:graphicData>
+            </a:graphic>
+          </wp:inline>
+        </w:drawing>
+      </w:r>
+    </w:p>
+    <w:p>
+      <w:pPr>
+        <w:spacing w:before="0" w:after="160" w:line="276" w:lineRule="auto"/>
+        <w:jc w:val="center"/>
+      </w:pPr>
+      <w:r>
+        <w:rPr>
+          <w:rFonts w:ascii="Times New Roman" w:hAnsi="Times New Roman" w:eastAsia="Times New Roman"/>
+          <w:b w:val="0"/>
+          <w:i/>
+          <w:sz w:val="20"/>
+        </w:rPr>
+        <w:t>Figure 4.15: Reports — pending, in progress, resolved, rejected, closed, and complaints by category</w:t>
+      </w:r>
+    </w:p>
+    <w:p>
+      <w:pPr>
+        <w:spacing w:before="160" w:after="80" w:line="276" w:lineRule="auto"/>
+        <w:jc w:val="center"/>
+      </w:pPr>
+      <w:r>
+        <w:drawing>
+          <wp:inline xmlns:a="http://schemas.openxmlformats.org/drawingml/2006/main" xmlns:pic="http://schemas.openxmlformats.org/drawingml/2006/picture">
+            <wp:extent cx="5669280" cy="2840176"/>
+            <wp:docPr id="24" name="Picture 24"/>
+            <wp:cNvGraphicFramePr>
+              <a:graphicFrameLocks noChangeAspect="1"/>
+            </wp:cNvGraphicFramePr>
+            <a:graphic>
+              <a:graphicData uri="http://schemas.openxmlformats.org/drawingml/2006/picture">
+                <pic:pic>
+                  <pic:nvPicPr>
+                    <pic:cNvPr id="0" name="admin-activity.png"/>
+                    <pic:cNvPicPr/>
+                  </pic:nvPicPr>
+                  <pic:blipFill>
+                    <a:blip r:embed="rId37"/>
+                    <a:stretch>
+                      <a:fillRect/>
+                    </a:stretch>
+                  </pic:blipFill>
+                  <pic:spPr>
+                    <a:xfrm>
+                      <a:off x="0" y="0"/>
+                      <a:ext cx="5669280" cy="2840176"/>
+                    </a:xfrm>
+                    <a:prstGeom prst="rect"/>
+                  </pic:spPr>
+                </pic:pic>
+              </a:graphicData>
+            </a:graphic>
+          </wp:inline>
+        </w:drawing>
+      </w:r>
+    </w:p>
+    <w:p>
+      <w:pPr>
+        <w:spacing w:before="0" w:after="160" w:line="276" w:lineRule="auto"/>
+        <w:jc w:val="center"/>
+      </w:pPr>
+      <w:r>
+        <w:rPr>
+          <w:rFonts w:ascii="Times New Roman" w:hAnsi="Times New Roman" w:eastAsia="Times New Roman"/>
+          <w:b w:val="0"/>
+          <w:i/>
+          <w:sz w:val="20"/>
+        </w:rPr>
         <w:t>Figure 4.16: Activity Log — audit trail of assignments and status updates (new rows store names; older captured rows may still show IDs)</w:t>
       </w:r>
     </w:p>
@@ -24321,6 +24661,9 @@
       <w:pPr>
         <w:spacing w:before="320" w:after="160" w:line="276" w:lineRule="auto"/>
         <w:jc w:val="left"/>
+        <w:pBdr>
+          <w:bottom w:val="single" w:sz="12" w:space="1" w:color="C8870A"/>
+        </w:pBdr>
       </w:pPr>
       <w:r>
         <w:rPr>
@@ -24552,7 +24895,7 @@
         <w:drawing>
           <wp:inline xmlns:a="http://schemas.openxmlformats.org/drawingml/2006/main" xmlns:pic="http://schemas.openxmlformats.org/drawingml/2006/picture">
             <wp:extent cx="5669280" cy="2915630"/>
-            <wp:docPr id="24" name="Picture 24"/>
+            <wp:docPr id="25" name="Picture 25"/>
             <wp:cNvGraphicFramePr>
               <a:graphicFrameLocks noChangeAspect="1"/>
             </wp:cNvGraphicFramePr>
@@ -24564,7 +24907,7 @@
                     <pic:cNvPicPr/>
                   </pic:nvPicPr>
                   <pic:blipFill>
-                    <a:blip r:embed="rId35"/>
+                    <a:blip r:embed="rId38"/>
                     <a:stretch>
                       <a:fillRect/>
                     </a:stretch>
@@ -25633,6 +25976,9 @@
       <w:pPr>
         <w:spacing w:before="320" w:after="160" w:line="276" w:lineRule="auto"/>
         <w:jc w:val="left"/>
+        <w:pBdr>
+          <w:bottom w:val="single" w:sz="12" w:space="1" w:color="C8870A"/>
+        </w:pBdr>
       </w:pPr>
       <w:r>
         <w:rPr>
@@ -26699,6 +27045,9 @@
       <w:pPr>
         <w:spacing w:before="320" w:after="160" w:line="276" w:lineRule="auto"/>
         <w:jc w:val="left"/>
+        <w:pBdr>
+          <w:bottom w:val="single" w:sz="12" w:space="1" w:color="C8870A"/>
+        </w:pBdr>
       </w:pPr>
       <w:r>
         <w:rPr>
@@ -27269,6 +27618,9 @@
       <w:pPr>
         <w:spacing w:before="320" w:after="160" w:line="276" w:lineRule="auto"/>
         <w:jc w:val="left"/>
+        <w:pBdr>
+          <w:bottom w:val="single" w:sz="12" w:space="1" w:color="C8870A"/>
+        </w:pBdr>
       </w:pPr>
       <w:r>
         <w:rPr>
@@ -27390,7 +27742,25 @@
           <w:i w:val="0"/>
           <w:sz w:val="24"/>
         </w:rPr>
-        <w:t>The attachment met its learning purpose: applying Information Science skills in a municipal ICT environment and producing one report that covers both the College guideline and the working system. The portal is a foundation for transparent, trackable citizen–administration interaction in Adama City as the host organization trials and expands it.</w:t>
+        <w:t xml:space="preserve">The attachment met its learning purpose: applying Information Science skills in a municipal ICT environment and producing one report that covers both the College guideline and the working system. The portal is a foundation for transparent, trackable citizen–administration interaction in Adama City as the host organization trials and expands it. In the language of the artefact itself: </w:t>
+      </w:r>
+      <w:r>
+        <w:rPr>
+          <w:rFonts w:ascii="Times New Roman" w:hAnsi="Times New Roman" w:eastAsia="Times New Roman"/>
+          <w:b w:val="0"/>
+          <w:i/>
+          <w:sz w:val="24"/>
+        </w:rPr>
+        <w:t>Your City. Your Voice.</w:t>
+      </w:r>
+      <w:r>
+        <w:rPr>
+          <w:rFonts w:ascii="Times New Roman" w:hAnsi="Times New Roman" w:eastAsia="Times New Roman"/>
+          <w:b w:val="0"/>
+          <w:i w:val="0"/>
+          <w:sz w:val="24"/>
+        </w:rPr>
+        <w:t xml:space="preserve"> The attachment leaves Adama with a working channel for that voice, and the College with a documented record of how it was built.</w:t>
       </w:r>
     </w:p>
     <w:p>
@@ -29632,6 +30002,192 @@
           </w:p>
         </w:tc>
       </w:tr>
+      <w:tr>
+        <w:tc>
+          <w:tcPr>
+            <w:tcW w:type="dxa" w:w="3120"/>
+          </w:tcPr>
+          <w:p>
+            <w:pPr>
+              <w:spacing w:before="40" w:after="40" w:line="240" w:lineRule="auto"/>
+            </w:pPr>
+            <w:r/>
+            <w:r>
+              <w:rPr>
+                <w:rFonts w:ascii="Times New Roman" w:hAnsi="Times New Roman" w:eastAsia="Times New Roman"/>
+                <w:b w:val="0"/>
+                <w:i w:val="0"/>
+                <w:sz w:val="20"/>
+              </w:rPr>
+              <w:t>2.19</w:t>
+            </w:r>
+          </w:p>
+        </w:tc>
+        <w:tc>
+          <w:tcPr>
+            <w:tcW w:type="dxa" w:w="3120"/>
+          </w:tcPr>
+          <w:p>
+            <w:pPr>
+              <w:spacing w:before="40" w:after="40" w:line="240" w:lineRule="auto"/>
+            </w:pPr>
+            <w:r/>
+            <w:r>
+              <w:rPr>
+                <w:rFonts w:ascii="Times New Roman" w:hAnsi="Times New Roman" w:eastAsia="Times New Roman"/>
+                <w:b w:val="0"/>
+                <w:i w:val="0"/>
+                <w:sz w:val="20"/>
+              </w:rPr>
+              <w:t>August 23, 2026</w:t>
+            </w:r>
+          </w:p>
+        </w:tc>
+        <w:tc>
+          <w:tcPr>
+            <w:tcW w:type="dxa" w:w="3120"/>
+          </w:tcPr>
+          <w:p>
+            <w:pPr>
+              <w:spacing w:before="40" w:after="40" w:line="240" w:lineRule="auto"/>
+            </w:pPr>
+            <w:r/>
+            <w:r>
+              <w:rPr>
+                <w:rFonts w:ascii="Times New Roman" w:hAnsi="Times New Roman" w:eastAsia="Times New Roman"/>
+                <w:b w:val="0"/>
+                <w:i w:val="0"/>
+                <w:sz w:val="20"/>
+              </w:rPr>
+              <w:t>Distinct Adama identity: portal motto in three languages on the cover, navy-and-gold Word layout matching the Citizen Portal, running header, and a place-bound “signature of this report”</w:t>
+            </w:r>
+          </w:p>
+        </w:tc>
+      </w:tr>
+      <w:tr>
+        <w:tc>
+          <w:tcPr>
+            <w:tcW w:type="dxa" w:w="3120"/>
+          </w:tcPr>
+          <w:p>
+            <w:pPr>
+              <w:spacing w:before="40" w:after="40" w:line="240" w:lineRule="auto"/>
+            </w:pPr>
+            <w:r/>
+            <w:r>
+              <w:rPr>
+                <w:rFonts w:ascii="Times New Roman" w:hAnsi="Times New Roman" w:eastAsia="Times New Roman"/>
+                <w:b w:val="0"/>
+                <w:i w:val="0"/>
+                <w:sz w:val="20"/>
+              </w:rPr>
+              <w:t>2.20</w:t>
+            </w:r>
+          </w:p>
+        </w:tc>
+        <w:tc>
+          <w:tcPr>
+            <w:tcW w:type="dxa" w:w="3120"/>
+          </w:tcPr>
+          <w:p>
+            <w:pPr>
+              <w:spacing w:before="40" w:after="40" w:line="240" w:lineRule="auto"/>
+            </w:pPr>
+            <w:r/>
+            <w:r>
+              <w:rPr>
+                <w:rFonts w:ascii="Times New Roman" w:hAnsi="Times New Roman" w:eastAsia="Times New Roman"/>
+                <w:b w:val="0"/>
+                <w:i w:val="0"/>
+                <w:sz w:val="20"/>
+              </w:rPr>
+              <w:t>August 23, 2026</w:t>
+            </w:r>
+          </w:p>
+        </w:tc>
+        <w:tc>
+          <w:tcPr>
+            <w:tcW w:type="dxa" w:w="3120"/>
+          </w:tcPr>
+          <w:p>
+            <w:pPr>
+              <w:spacing w:before="40" w:after="40" w:line="240" w:lineRule="auto"/>
+            </w:pPr>
+            <w:r/>
+            <w:r>
+              <w:rPr>
+                <w:rFonts w:ascii="Times New Roman" w:hAnsi="Times New Roman" w:eastAsia="Times New Roman"/>
+                <w:b w:val="0"/>
+                <w:i w:val="0"/>
+                <w:sz w:val="20"/>
+              </w:rPr>
+              <w:t>Project timeline set to the actual attachment period: started 7 June 2026, finished 16 August 2026 (10 weeks); Gantt chart and Chapter 3.2 table updated</w:t>
+            </w:r>
+          </w:p>
+        </w:tc>
+      </w:tr>
+      <w:tr>
+        <w:tc>
+          <w:tcPr>
+            <w:tcW w:type="dxa" w:w="3120"/>
+          </w:tcPr>
+          <w:p>
+            <w:pPr>
+              <w:spacing w:before="40" w:after="40" w:line="240" w:lineRule="auto"/>
+            </w:pPr>
+            <w:r/>
+            <w:r>
+              <w:rPr>
+                <w:rFonts w:ascii="Times New Roman" w:hAnsi="Times New Roman" w:eastAsia="Times New Roman"/>
+                <w:b w:val="0"/>
+                <w:i w:val="0"/>
+                <w:sz w:val="20"/>
+              </w:rPr>
+              <w:t>2.21</w:t>
+            </w:r>
+          </w:p>
+        </w:tc>
+        <w:tc>
+          <w:tcPr>
+            <w:tcW w:type="dxa" w:w="3120"/>
+          </w:tcPr>
+          <w:p>
+            <w:pPr>
+              <w:spacing w:before="40" w:after="40" w:line="240" w:lineRule="auto"/>
+            </w:pPr>
+            <w:r/>
+            <w:r>
+              <w:rPr>
+                <w:rFonts w:ascii="Times New Roman" w:hAnsi="Times New Roman" w:eastAsia="Times New Roman"/>
+                <w:b w:val="0"/>
+                <w:i w:val="0"/>
+                <w:sz w:val="20"/>
+              </w:rPr>
+              <w:t>August 23, 2026</w:t>
+            </w:r>
+          </w:p>
+        </w:tc>
+        <w:tc>
+          <w:tcPr>
+            <w:tcW w:type="dxa" w:w="3120"/>
+          </w:tcPr>
+          <w:p>
+            <w:pPr>
+              <w:spacing w:before="40" w:after="40" w:line="240" w:lineRule="auto"/>
+            </w:pPr>
+            <w:r/>
+            <w:r>
+              <w:rPr>
+                <w:rFonts w:ascii="Times New Roman" w:hAnsi="Times New Roman" w:eastAsia="Times New Roman"/>
+                <w:b w:val="0"/>
+                <w:i w:val="0"/>
+                <w:sz w:val="20"/>
+              </w:rPr>
+              <w:t>Filled student name (Esmael Mohammed Kedir) and ID (1160/16) on the cover and declaration</w:t>
+            </w:r>
+          </w:p>
+        </w:tc>
+      </w:tr>
     </w:tbl>
     <w:p/>
     <w:p>
@@ -29644,23 +30200,25 @@
     </w:p>
     <w:p>
       <w:pPr>
-        <w:spacing w:before="0" w:after="160" w:line="276" w:lineRule="auto"/>
-        <w:jc w:val="both"/>
+        <w:spacing w:before="200" w:after="200" w:line="276" w:lineRule="auto"/>
+        <w:jc w:val="center"/>
       </w:pPr>
       <w:r>
         <w:rPr>
           <w:rFonts w:ascii="Times New Roman" w:hAnsi="Times New Roman" w:eastAsia="Times New Roman"/>
           <w:b w:val="0"/>
           <w:i/>
-          <w:sz w:val="24"/>
-        </w:rPr>
-        <w:t>End of report</w:t>
+          <w:color w:val="C8870A"/>
+          <w:sz w:val="22"/>
+        </w:rPr>
+        <w:t>Your City. Your Voice.  ·  ከተማዎ። ድምፅዎ።  ·  Magaalaa Keessan. Sagalee Keessan.</w:t>
       </w:r>
     </w:p>
     <w:sectPr>
-      <w:footerReference w:type="default" r:id="rId11"/>
+      <w:headerReference w:type="default" r:id="rId13"/>
+      <w:footerReference w:type="default" r:id="rId14"/>
       <w:pgSz w:w="12240" w:h="15840"/>
-      <w:pgMar w:top="1296" w:right="1440" w:bottom="1296" w:left="1440" w:header="720" w:footer="709" w:gutter="0"/>
+      <w:pgMar w:top="1296" w:right="1440" w:bottom="1296" w:left="1440" w:header="567" w:footer="709" w:gutter="0"/>
       <w:cols w:space="720"/>
       <w:docGrid w:linePitch="360"/>
       <w:pgNumType w:fmt="decimal" w:start="1"/>
@@ -29687,8 +30245,27 @@
       <w:pStyle w:val="Footer"/>
       <w:spacing w:before="0" w:after="0" w:line="240" w:lineRule="auto"/>
       <w:jc w:val="center"/>
+      <w:pBdr>
+        <w:bottom w:val="single" w:sz="6" w:space="1" w:color="003366"/>
+      </w:pBdr>
     </w:pPr>
     <w:r/>
+    <w:r>
+      <w:rPr>
+        <w:rFonts w:ascii="Times New Roman" w:hAnsi="Times New Roman" w:eastAsia="Times New Roman"/>
+        <w:b w:val="0"/>
+        <w:i/>
+        <w:color w:val="C8870A"/>
+        <w:sz w:val="16"/>
+      </w:rPr>
+      <w:t>Your City. Your Voice.</w:t>
+    </w:r>
+  </w:p>
+  <w:p>
+    <w:pPr>
+      <w:spacing w:before="40" w:after="0" w:line="240" w:lineRule="auto"/>
+      <w:jc w:val="center"/>
+    </w:pPr>
     <w:r>
       <w:rPr>
         <w:rFonts w:ascii="Times New Roman" w:hAnsi="Times New Roman" w:eastAsia="Times New Roman"/>
@@ -29714,8 +30291,27 @@
       <w:pStyle w:val="Footer"/>
       <w:spacing w:before="0" w:after="0" w:line="240" w:lineRule="auto"/>
       <w:jc w:val="center"/>
+      <w:pBdr>
+        <w:bottom w:val="single" w:sz="6" w:space="1" w:color="003366"/>
+      </w:pBdr>
     </w:pPr>
     <w:r/>
+    <w:r>
+      <w:rPr>
+        <w:rFonts w:ascii="Times New Roman" w:hAnsi="Times New Roman" w:eastAsia="Times New Roman"/>
+        <w:b w:val="0"/>
+        <w:i/>
+        <w:color w:val="C8870A"/>
+        <w:sz w:val="16"/>
+      </w:rPr>
+      <w:t>Your City. Your Voice.</w:t>
+    </w:r>
+  </w:p>
+  <w:p>
+    <w:pPr>
+      <w:spacing w:before="40" w:after="0" w:line="240" w:lineRule="auto"/>
+      <w:jc w:val="center"/>
+    </w:pPr>
     <w:r>
       <w:rPr>
         <w:rFonts w:ascii="Times New Roman" w:hAnsi="Times New Roman" w:eastAsia="Times New Roman"/>
@@ -29732,6 +30328,78 @@
     </w:r>
   </w:p>
 </w:ftr>
+</file>
+
+<file path=word/header1.xml><?xml version="1.0" encoding="utf-8"?>
+<w:hdr xmlns:m="http://schemas.openxmlformats.org/officeDocument/2006/math" xmlns:mc="http://schemas.openxmlformats.org/markup-compatibility/2006" xmlns:mo="http://schemas.microsoft.com/office/mac/office/2008/main" xmlns:mv="urn:schemas-microsoft-com:mac:vml" xmlns:o="urn:schemas-microsoft-com:office:office" xmlns:r="http://schemas.openxmlformats.org/officeDocument/2006/relationships" xmlns:v="urn:schemas-microsoft-com:vml" xmlns:w10="urn:schemas-microsoft-com:office:word" xmlns:w14="http://schemas.microsoft.com/office/word/2010/wordml" xmlns:w="http://schemas.openxmlformats.org/wordprocessingml/2006/main" xmlns:wne="http://schemas.microsoft.com/office/word/2006/wordml" xmlns:wp14="http://schemas.microsoft.com/office/word/2010/wordprocessingDrawing" xmlns:wp="http://schemas.openxmlformats.org/drawingml/2006/wordprocessingDrawing" xmlns:wpc="http://schemas.microsoft.com/office/word/2010/wordprocessingCanvas" xmlns:wpg="http://schemas.microsoft.com/office/word/2010/wordprocessingGroup" xmlns:wpi="http://schemas.microsoft.com/office/word/2010/wordprocessingInk" xmlns:wps="http://schemas.microsoft.com/office/word/2010/wordprocessingShape" mc:Ignorable="w14 wp14">
+  <w:p>
+    <w:pPr>
+      <w:pStyle w:val="Header"/>
+      <w:spacing w:before="0" w:after="40" w:line="240" w:lineRule="auto"/>
+      <w:jc w:val="left"/>
+      <w:pBdr>
+        <w:bottom w:val="single" w:sz="8" w:space="1" w:color="C8870A"/>
+      </w:pBdr>
+    </w:pPr>
+    <w:r/>
+    <w:r>
+      <w:rPr>
+        <w:rFonts w:ascii="Times New Roman" w:hAnsi="Times New Roman" w:eastAsia="Times New Roman"/>
+        <w:b/>
+        <w:i w:val="0"/>
+        <w:color w:val="003366"/>
+        <w:sz w:val="18"/>
+      </w:rPr>
+      <w:t>ADAMA CITY CITIZEN PORTAL</w:t>
+    </w:r>
+    <w:r>
+      <w:rPr>
+        <w:rFonts w:ascii="Times New Roman" w:hAnsi="Times New Roman" w:eastAsia="Times New Roman"/>
+        <w:b w:val="0"/>
+        <w:i/>
+        <w:color w:val="C8870A"/>
+        <w:sz w:val="18"/>
+      </w:rPr>
+      <w:t xml:space="preserve">  ·  Practical Attachment Report  ·  Summer 2026</w:t>
+    </w:r>
+  </w:p>
+</w:hdr>
+</file>
+
+<file path=word/header2.xml><?xml version="1.0" encoding="utf-8"?>
+<w:hdr xmlns:m="http://schemas.openxmlformats.org/officeDocument/2006/math" xmlns:mc="http://schemas.openxmlformats.org/markup-compatibility/2006" xmlns:mo="http://schemas.microsoft.com/office/mac/office/2008/main" xmlns:mv="urn:schemas-microsoft-com:mac:vml" xmlns:o="urn:schemas-microsoft-com:office:office" xmlns:r="http://schemas.openxmlformats.org/officeDocument/2006/relationships" xmlns:v="urn:schemas-microsoft-com:vml" xmlns:w10="urn:schemas-microsoft-com:office:word" xmlns:w14="http://schemas.microsoft.com/office/word/2010/wordml" xmlns:w="http://schemas.openxmlformats.org/wordprocessingml/2006/main" xmlns:wne="http://schemas.microsoft.com/office/word/2006/wordml" xmlns:wp14="http://schemas.microsoft.com/office/word/2010/wordprocessingDrawing" xmlns:wp="http://schemas.openxmlformats.org/drawingml/2006/wordprocessingDrawing" xmlns:wpc="http://schemas.microsoft.com/office/word/2010/wordprocessingCanvas" xmlns:wpg="http://schemas.microsoft.com/office/word/2010/wordprocessingGroup" xmlns:wpi="http://schemas.microsoft.com/office/word/2010/wordprocessingInk" xmlns:wps="http://schemas.microsoft.com/office/word/2010/wordprocessingShape" mc:Ignorable="w14 wp14">
+  <w:p>
+    <w:pPr>
+      <w:pStyle w:val="Header"/>
+      <w:spacing w:before="0" w:after="40" w:line="240" w:lineRule="auto"/>
+      <w:jc w:val="left"/>
+      <w:pBdr>
+        <w:bottom w:val="single" w:sz="8" w:space="1" w:color="C8870A"/>
+      </w:pBdr>
+    </w:pPr>
+    <w:r/>
+    <w:r>
+      <w:rPr>
+        <w:rFonts w:ascii="Times New Roman" w:hAnsi="Times New Roman" w:eastAsia="Times New Roman"/>
+        <w:b/>
+        <w:i w:val="0"/>
+        <w:color w:val="003366"/>
+        <w:sz w:val="18"/>
+      </w:rPr>
+      <w:t>ADAMA CITY CITIZEN PORTAL</w:t>
+    </w:r>
+    <w:r>
+      <w:rPr>
+        <w:rFonts w:ascii="Times New Roman" w:hAnsi="Times New Roman" w:eastAsia="Times New Roman"/>
+        <w:b w:val="0"/>
+        <w:i/>
+        <w:color w:val="C8870A"/>
+        <w:sz w:val="18"/>
+      </w:rPr>
+      <w:t xml:space="preserve">  ·  Practical Attachment Report  ·  Summer 2026</w:t>
+    </w:r>
+  </w:p>
+</w:hdr>
 </file>
 
 <file path=word/numbering.xml><?xml version="1.0" encoding="utf-8"?>
